--- a/app/services/templates/report_hi.docx
+++ b/app/services/templates/report_hi.docx
@@ -748,10 +748,13 @@
           </w:tcPr>
           <w:p>
             <w:pPr>
-              <w:rPr/>
+              <w:rPr>
+                <w:color w:val="ffffff"/>
+              </w:rPr>
             </w:pPr>
             <w:r>
               <w:rPr>
+                <w:color w:val="ffffff"/>
                 <w:rtl w:val="0"/>
               </w:rPr>
               <w:t xml:space="preserve">{%tr for item in ratings %}</w:t>
@@ -868,10 +871,13 @@
           </w:tcPr>
           <w:p>
             <w:pPr>
-              <w:rPr/>
+              <w:rPr>
+                <w:color w:val="ffffff"/>
+              </w:rPr>
             </w:pPr>
             <w:r>
               <w:rPr>
+                <w:color w:val="ffffff"/>
                 <w:rtl w:val="0"/>
               </w:rPr>
               <w:t xml:space="preserve">{%tr endfor %}</w:t>
@@ -948,13 +954,7 @@
     <w:p>
       <w:pPr>
         <w:spacing w:before="200" w:lineRule="auto"/>
-        <w:rPr>
-          <w:b w:val="1"/>
-          <w:bCs w:val="1"/>
-          <w:color w:val="c58634"/>
-          <w:sz w:val="56"/>
-          <w:szCs w:val="56"/>
-        </w:rPr>
+        <w:rPr/>
       </w:pPr>
       <w:r>
         <w:rPr>
@@ -1050,28 +1050,6 @@
               </w:rPr>
             </w:r>
           </w:p>
-          <w:p>
-            <w:pPr>
-              <w:spacing w:after="60" w:before="40" w:lineRule="auto"/>
-              <w:rPr/>
-            </w:pPr>
-            <w:r>
-              <w:rPr>
-                <w:i w:val="1"/>
-                <w:iCs w:val="1"/>
-                <w:color w:val="999999"/>
-                <w:sz w:val="16"/>
-                <w:szCs w:val="16"/>
-                <w:rtl w:val="0"/>
-              </w:rPr>
-              <w:t xml:space="preserve">(Pass an InlineImage from matplotlib/plotly as bar_chart)</w:t>
-            </w:r>
-            <w:r>
-              <w:rPr>
-                <w:rtl w:val="0"/>
-              </w:rPr>
-            </w:r>
-          </w:p>
         </w:tc>
       </w:tr>
     </w:tbl>
@@ -1101,6 +1079,9 @@
         </w:rPr>
       </w:pPr>
       <w:r>
+        <w:br w:type="page"/>
+      </w:r>
+      <w:r>
         <w:rPr>
           <w:rtl w:val="0"/>
         </w:rPr>
@@ -1112,135 +1093,15 @@
           <w:bottom w:color="e4d8cb" w:space="0" w:sz="4" w:val="single"/>
         </w:pBdr>
         <w:spacing w:after="100" w:before="200" w:lineRule="auto"/>
+        <w:rPr/>
+      </w:pPr>
+      <w:r>
         <w:rPr>
           <w:b w:val="1"/>
           <w:bCs w:val="1"/>
           <w:color w:val="5b3a22"/>
           <w:sz w:val="26"/>
           <w:szCs w:val="26"/>
-        </w:rPr>
-      </w:pPr>
-      <w:r>
-        <w:rPr>
-          <w:rtl w:val="0"/>
-        </w:rPr>
-      </w:r>
-    </w:p>
-    <w:p>
-      <w:pPr>
-        <w:pBdr>
-          <w:bottom w:color="e4d8cb" w:space="0" w:sz="4" w:val="single"/>
-        </w:pBdr>
-        <w:spacing w:after="100" w:before="200" w:lineRule="auto"/>
-        <w:rPr>
-          <w:b w:val="1"/>
-          <w:bCs w:val="1"/>
-          <w:color w:val="5b3a22"/>
-          <w:sz w:val="26"/>
-          <w:szCs w:val="26"/>
-        </w:rPr>
-      </w:pPr>
-      <w:r>
-        <w:rPr>
-          <w:rtl w:val="0"/>
-        </w:rPr>
-      </w:r>
-    </w:p>
-    <w:p>
-      <w:pPr>
-        <w:pBdr>
-          <w:bottom w:color="e4d8cb" w:space="0" w:sz="4" w:val="single"/>
-        </w:pBdr>
-        <w:spacing w:after="100" w:before="200" w:lineRule="auto"/>
-        <w:rPr>
-          <w:b w:val="1"/>
-          <w:bCs w:val="1"/>
-          <w:color w:val="5b3a22"/>
-          <w:sz w:val="26"/>
-          <w:szCs w:val="26"/>
-        </w:rPr>
-      </w:pPr>
-      <w:r>
-        <w:rPr>
-          <w:rtl w:val="0"/>
-        </w:rPr>
-      </w:r>
-    </w:p>
-    <w:p>
-      <w:pPr>
-        <w:pBdr>
-          <w:bottom w:color="e4d8cb" w:space="0" w:sz="4" w:val="single"/>
-        </w:pBdr>
-        <w:spacing w:after="100" w:before="200" w:lineRule="auto"/>
-        <w:rPr>
-          <w:b w:val="1"/>
-          <w:bCs w:val="1"/>
-          <w:color w:val="5b3a22"/>
-          <w:sz w:val="26"/>
-          <w:szCs w:val="26"/>
-        </w:rPr>
-      </w:pPr>
-      <w:r>
-        <w:rPr>
-          <w:rtl w:val="0"/>
-        </w:rPr>
-      </w:r>
-    </w:p>
-    <w:p>
-      <w:pPr>
-        <w:pBdr>
-          <w:bottom w:color="e4d8cb" w:space="0" w:sz="4" w:val="single"/>
-        </w:pBdr>
-        <w:spacing w:after="100" w:before="200" w:lineRule="auto"/>
-        <w:rPr>
-          <w:b w:val="1"/>
-          <w:bCs w:val="1"/>
-          <w:color w:val="5b3a22"/>
-          <w:sz w:val="26"/>
-          <w:szCs w:val="26"/>
-        </w:rPr>
-      </w:pPr>
-      <w:r>
-        <w:rPr>
-          <w:rtl w:val="0"/>
-        </w:rPr>
-      </w:r>
-    </w:p>
-    <w:p>
-      <w:pPr>
-        <w:pBdr>
-          <w:bottom w:color="e4d8cb" w:space="0" w:sz="4" w:val="single"/>
-        </w:pBdr>
-        <w:spacing w:after="100" w:before="200" w:lineRule="auto"/>
-        <w:rPr>
-          <w:b w:val="1"/>
-          <w:bCs w:val="1"/>
-          <w:color w:val="5b3a22"/>
-          <w:sz w:val="26"/>
-          <w:szCs w:val="26"/>
-        </w:rPr>
-      </w:pPr>
-      <w:r>
-        <w:rPr>
-          <w:rtl w:val="0"/>
-        </w:rPr>
-      </w:r>
-    </w:p>
-    <w:p>
-      <w:pPr>
-        <w:pBdr>
-          <w:bottom w:color="e4d8cb" w:space="0" w:sz="4" w:val="single"/>
-        </w:pBdr>
-        <w:spacing w:after="100" w:before="200" w:lineRule="auto"/>
-        <w:rPr/>
-      </w:pPr>
-      <w:r>
-        <w:rPr>
-          <w:b w:val="1"/>
-          <w:bCs w:val="1"/>
-          <w:color w:val="5b3a22"/>
-          <w:sz w:val="26"/>
-          <w:szCs w:val="26"/>
           <w:rtl w:val="0"/>
         </w:rPr>
         <w:t xml:space="preserve">4. Floor Plan</w:t>
@@ -1254,7 +1115,7 @@
     <w:tbl>
       <w:tblPr>
         <w:tblStyle w:val="Table4"/>
-        <w:tblW w:w="11180.0" w:type="dxa"/>
+        <w:tblW w:w="10350.0" w:type="dxa"/>
         <w:jc w:val="left"/>
         <w:tblBorders>
           <w:top w:color="000000" w:space="0" w:sz="4" w:val="single"/>
@@ -1268,19 +1129,18 @@
         <w:tblLook w:val="0000"/>
       </w:tblPr>
       <w:tblGrid>
-        <w:gridCol w:w="7460"/>
-        <w:gridCol w:w="3720"/>
+        <w:gridCol w:w="5760"/>
+        <w:gridCol w:w="4590"/>
         <w:tblGridChange w:id="0">
           <w:tblGrid>
-            <w:gridCol w:w="7460"/>
-            <w:gridCol w:w="3720"/>
+            <w:gridCol w:w="5760"/>
+            <w:gridCol w:w="4590"/>
           </w:tblGrid>
         </w:tblGridChange>
       </w:tblGrid>
       <w:tr>
         <w:trPr>
           <w:cantSplit w:val="0"/>
-          <w:trHeight w:val="8640" w:hRule="atLeast"/>
           <w:tblHeader w:val="0"/>
         </w:trPr>
         <w:tc>
@@ -1345,7 +1205,6 @@
       <w:tr>
         <w:trPr>
           <w:cantSplit w:val="0"/>
-          <w:trHeight w:val="8640" w:hRule="atLeast"/>
           <w:tblHeader w:val="0"/>
         </w:trPr>
         <w:tc>
@@ -1414,6 +1273,29 @@
         </w:tc>
       </w:tr>
     </w:tbl>
+    <w:p>
+      <w:pPr>
+        <w:pBdr>
+          <w:bottom w:color="e4d8cb" w:space="0" w:sz="4" w:val="single"/>
+        </w:pBdr>
+        <w:spacing w:after="100" w:before="200" w:lineRule="auto"/>
+        <w:rPr>
+          <w:b w:val="1"/>
+          <w:bCs w:val="1"/>
+          <w:color w:val="5b3a22"/>
+          <w:sz w:val="26"/>
+          <w:szCs w:val="26"/>
+        </w:rPr>
+      </w:pPr>
+      <w:r>
+        <w:br w:type="page"/>
+      </w:r>
+      <w:r>
+        <w:rPr>
+          <w:rtl w:val="0"/>
+        </w:rPr>
+      </w:r>
+    </w:p>
     <w:p>
       <w:pPr>
         <w:pBdr>
@@ -1703,10 +1585,13 @@
           </w:tcPr>
           <w:p>
             <w:pPr>
-              <w:rPr/>
+              <w:rPr>
+                <w:color w:val="ffffff"/>
+              </w:rPr>
             </w:pPr>
             <w:r>
               <w:rPr>
+                <w:color w:val="ffffff"/>
                 <w:rtl w:val="0"/>
               </w:rPr>
               <w:t xml:space="preserve">{%tr for room in ratings %}</w:t>
@@ -1868,6 +1753,7 @@
       <w:tr>
         <w:trPr>
           <w:cantSplit w:val="0"/>
+          <w:trHeight w:val="184.98046875" w:hRule="atLeast"/>
           <w:tblHeader w:val="0"/>
         </w:trPr>
         <w:tc>
@@ -1881,10 +1767,13 @@
           </w:tcPr>
           <w:p>
             <w:pPr>
-              <w:rPr/>
+              <w:rPr>
+                <w:color w:val="ffffff"/>
+              </w:rPr>
             </w:pPr>
             <w:r>
               <w:rPr>
+                <w:color w:val="ffffff"/>
                 <w:rtl w:val="0"/>
               </w:rPr>
               <w:t xml:space="preserve">{%tr endfor %}</w:t>
@@ -1895,7 +1784,10 @@
     </w:tbl>
     <w:p>
       <w:pPr>
-        <w:spacing w:before="200" w:lineRule="auto"/>
+        <w:pBdr>
+          <w:bottom w:color="e4d8cb" w:space="0" w:sz="4" w:val="single"/>
+        </w:pBdr>
+        <w:spacing w:after="100" w:before="200" w:lineRule="auto"/>
         <w:rPr>
           <w:b w:val="1"/>
           <w:bCs w:val="1"/>
@@ -1938,13 +1830,15 @@
     <w:p>
       <w:pPr>
         <w:spacing w:after="80" w:lineRule="auto"/>
-        <w:rPr/>
+        <w:rPr>
+          <w:color w:val="ffffff"/>
+        </w:rPr>
       </w:pPr>
       <w:r>
         <w:rPr>
           <w:i w:val="1"/>
           <w:iCs w:val="1"/>
-          <w:color w:val="999999"/>
+          <w:color w:val="ffffff"/>
           <w:sz w:val="16"/>
           <w:szCs w:val="16"/>
           <w:rtl w:val="0"/>
@@ -2081,10 +1975,13 @@
           </w:tcPr>
           <w:p>
             <w:pPr>
-              <w:rPr/>
+              <w:rPr>
+                <w:color w:val="ffffff"/>
+              </w:rPr>
             </w:pPr>
             <w:r>
               <w:rPr>
+                <w:color w:val="ffffff"/>
                 <w:rtl w:val="0"/>
               </w:rPr>
               <w:t xml:space="preserve">{%tr for pair in rating_pairs %}</w:t>
@@ -2185,10 +2082,13 @@
           </w:tcPr>
           <w:p>
             <w:pPr>
-              <w:rPr/>
+              <w:rPr>
+                <w:color w:val="ffffff"/>
+              </w:rPr>
             </w:pPr>
             <w:r>
               <w:rPr>
+                <w:color w:val="ffffff"/>
                 <w:rtl w:val="0"/>
               </w:rPr>
               <w:t xml:space="preserve">{%tr endfor %}</w:t>
@@ -2200,13 +2100,7 @@
     <w:p>
       <w:pPr>
         <w:spacing w:before="200" w:lineRule="auto"/>
-        <w:rPr>
-          <w:b w:val="1"/>
-          <w:bCs w:val="1"/>
-          <w:color w:val="5b3a22"/>
-          <w:sz w:val="26"/>
-          <w:szCs w:val="26"/>
-        </w:rPr>
+        <w:rPr/>
       </w:pPr>
       <w:r>
         <w:rPr>
@@ -2363,10 +2257,13 @@
           </w:tcPr>
           <w:p>
             <w:pPr>
-              <w:rPr/>
+              <w:rPr>
+                <w:color w:val="ffffff"/>
+              </w:rPr>
             </w:pPr>
             <w:r>
               <w:rPr>
+                <w:color w:val="ffffff"/>
                 <w:rtl w:val="0"/>
               </w:rPr>
               <w:t xml:space="preserve">{%tr for item in ratings %}</w:t>
@@ -2454,10 +2351,13 @@
           </w:tcPr>
           <w:p>
             <w:pPr>
-              <w:rPr/>
+              <w:rPr>
+                <w:color w:val="ffffff"/>
+              </w:rPr>
             </w:pPr>
             <w:r>
               <w:rPr>
+                <w:color w:val="ffffff"/>
                 <w:rtl w:val="0"/>
               </w:rPr>
               <w:t xml:space="preserve">{%tr endfor %}</w:t>
@@ -4123,7 +4023,10 @@
       <w:pPr>
         <w:spacing w:after="160" w:before="80" w:lineRule="auto"/>
         <w:jc w:val="left"/>
-        <w:rPr/>
+        <w:rPr>
+          <w:b w:val="1"/>
+          <w:bCs w:val="1"/>
+        </w:rPr>
       </w:pPr>
       <w:r>
         <w:rPr>
@@ -4200,6 +4103,208 @@
         </w:rPr>
         <w:t xml:space="preserve">सच्चा वास्तु हमारे भीतर से प्रारंभ होता है और उसका प्रभाव हमारे आसपास के वातावरण में दिखाई देता है।</w:t>
       </w:r>
+    </w:p>
+    <w:p>
+      <w:pPr>
+        <w:spacing w:after="160" w:before="80" w:lineRule="auto"/>
+        <w:jc w:val="left"/>
+        <w:rPr>
+          <w:b w:val="1"/>
+          <w:bCs w:val="1"/>
+        </w:rPr>
+      </w:pPr>
+      <w:r>
+        <w:rPr>
+          <w:rtl w:val="0"/>
+        </w:rPr>
+      </w:r>
+    </w:p>
+    <w:p>
+      <w:pPr>
+        <w:spacing w:after="160" w:before="80" w:lineRule="auto"/>
+        <w:rPr>
+          <w:b w:val="1"/>
+          <w:bCs w:val="1"/>
+        </w:rPr>
+      </w:pPr>
+      <w:r>
+        <w:rPr>
+          <w:b w:val="1"/>
+          <w:bCs w:val="1"/>
+          <w:rtl w:val="0"/>
+        </w:rPr>
+        <w:t xml:space="preserve">🙏 धन्यवाद!</w:t>
+      </w:r>
+    </w:p>
+    <w:p>
+      <w:pPr>
+        <w:spacing w:after="160" w:before="80" w:lineRule="auto"/>
+        <w:rPr>
+          <w:b w:val="1"/>
+          <w:bCs w:val="1"/>
+        </w:rPr>
+      </w:pPr>
+      <w:r>
+        <w:rPr>
+          <w:rtl w:val="0"/>
+        </w:rPr>
+      </w:r>
+    </w:p>
+    <w:p>
+      <w:pPr>
+        <w:spacing w:after="160" w:before="80" w:lineRule="auto"/>
+        <w:rPr>
+          <w:b w:val="1"/>
+          <w:bCs w:val="1"/>
+        </w:rPr>
+      </w:pPr>
+      <w:r>
+        <w:rPr>
+          <w:rFonts w:ascii="Palanquin Dark" w:cs="Palanquin Dark" w:eastAsia="Palanquin Dark" w:hAnsi="Palanquin Dark"/>
+          <w:b w:val="1"/>
+          <w:bCs w:val="1"/>
+          <w:rtl w:val="0"/>
+        </w:rPr>
+        <w:t xml:space="preserve">अपने वास्तुशास्त्र विश्लेषण के लिए Spiritual Hut Academy of Occult Science पर विश्वास करने के लिए आपका हार्दिक धन्यवाद।</w:t>
+      </w:r>
+    </w:p>
+    <w:p>
+      <w:pPr>
+        <w:spacing w:after="160" w:before="80" w:lineRule="auto"/>
+        <w:rPr>
+          <w:b w:val="1"/>
+          <w:bCs w:val="1"/>
+        </w:rPr>
+      </w:pPr>
+      <w:r>
+        <w:rPr>
+          <w:rtl w:val="0"/>
+        </w:rPr>
+      </w:r>
+    </w:p>
+    <w:p>
+      <w:pPr>
+        <w:spacing w:after="160" w:before="80" w:lineRule="auto"/>
+        <w:rPr>
+          <w:b w:val="1"/>
+          <w:bCs w:val="1"/>
+        </w:rPr>
+      </w:pPr>
+      <w:r>
+        <w:rPr>
+          <w:rFonts w:ascii="Palanquin Dark" w:cs="Palanquin Dark" w:eastAsia="Palanquin Dark" w:hAnsi="Palanquin Dark"/>
+          <w:b w:val="1"/>
+          <w:bCs w:val="1"/>
+          <w:rtl w:val="0"/>
+        </w:rPr>
+        <w:t xml:space="preserve">हमें आशा है कि यह रिपोर्ट आपके घर या कार्यस्थल में सकारात्मक ऊर्जा, सुख, शांति, उत्तम स्वास्थ्य और समृद्धि लाने में सहायक सिद्ध होगी।</w:t>
+      </w:r>
+    </w:p>
+    <w:p>
+      <w:pPr>
+        <w:spacing w:after="160" w:before="80" w:lineRule="auto"/>
+        <w:rPr>
+          <w:b w:val="1"/>
+          <w:bCs w:val="1"/>
+        </w:rPr>
+      </w:pPr>
+      <w:r>
+        <w:rPr>
+          <w:rtl w:val="0"/>
+        </w:rPr>
+      </w:r>
+    </w:p>
+    <w:p>
+      <w:pPr>
+        <w:spacing w:after="160" w:before="80" w:lineRule="auto"/>
+        <w:rPr>
+          <w:b w:val="1"/>
+          <w:bCs w:val="1"/>
+        </w:rPr>
+      </w:pPr>
+      <w:r>
+        <w:rPr>
+          <w:rFonts w:ascii="Palanquin Dark" w:cs="Palanquin Dark" w:eastAsia="Palanquin Dark" w:hAnsi="Palanquin Dark"/>
+          <w:b w:val="1"/>
+          <w:bCs w:val="1"/>
+          <w:rtl w:val="0"/>
+        </w:rPr>
+        <w:t xml:space="preserve">यदि इस रिपोर्ट से संबंधित कोई प्रश्न हो या आपको व्यक्तिगत मार्गदर्शन की आवश्यकता हो, तो कृपया हमसे संपर्क करें। आपकी सहायता के लिए हम सदैव तत्पर हैं।</w:t>
+      </w:r>
+    </w:p>
+    <w:p>
+      <w:pPr>
+        <w:spacing w:after="160" w:before="80" w:lineRule="auto"/>
+        <w:rPr>
+          <w:b w:val="1"/>
+          <w:bCs w:val="1"/>
+        </w:rPr>
+      </w:pPr>
+      <w:r>
+        <w:rPr>
+          <w:rtl w:val="0"/>
+        </w:rPr>
+      </w:r>
+    </w:p>
+    <w:p>
+      <w:pPr>
+        <w:spacing w:after="160" w:before="80" w:lineRule="auto"/>
+        <w:rPr>
+          <w:b w:val="1"/>
+          <w:bCs w:val="1"/>
+        </w:rPr>
+      </w:pPr>
+      <w:r>
+        <w:rPr>
+          <w:rFonts w:ascii="Arial Unicode MS" w:cs="Arial Unicode MS" w:eastAsia="Arial Unicode MS" w:hAnsi="Arial Unicode MS"/>
+          <w:b w:val="1"/>
+          <w:bCs w:val="1"/>
+          <w:rtl w:val="0"/>
+        </w:rPr>
+        <w:t xml:space="preserve">आपके जीवन में सफलता, शांति और सकारात्मक ऊर्जा का सदैव वास रहे। ✨</w:t>
+      </w:r>
+    </w:p>
+    <w:p>
+      <w:pPr>
+        <w:spacing w:after="160" w:before="80" w:lineRule="auto"/>
+        <w:rPr>
+          <w:b w:val="1"/>
+          <w:bCs w:val="1"/>
+        </w:rPr>
+      </w:pPr>
+      <w:r>
+        <w:rPr>
+          <w:rtl w:val="0"/>
+        </w:rPr>
+      </w:r>
+    </w:p>
+    <w:p>
+      <w:pPr>
+        <w:spacing w:after="160" w:before="80" w:lineRule="auto"/>
+        <w:rPr>
+          <w:b w:val="1"/>
+          <w:bCs w:val="1"/>
+        </w:rPr>
+      </w:pPr>
+      <w:r>
+        <w:rPr>
+          <w:rFonts w:ascii="Palanquin Dark" w:cs="Palanquin Dark" w:eastAsia="Palanquin Dark" w:hAnsi="Palanquin Dark"/>
+          <w:b w:val="1"/>
+          <w:bCs w:val="1"/>
+          <w:rtl w:val="0"/>
+        </w:rPr>
+        <w:t xml:space="preserve">– टीम Spiritual Hut Academy of Occult Science</w:t>
+      </w:r>
+    </w:p>
+    <w:p>
+      <w:pPr>
+        <w:spacing w:after="160" w:before="80" w:lineRule="auto"/>
+        <w:jc w:val="left"/>
+        <w:rPr>
+          <w:b w:val="1"/>
+          <w:bCs w:val="1"/>
+        </w:rPr>
+      </w:pPr>
       <w:r>
         <w:rPr>
           <w:rtl w:val="0"/>

--- a/app/services/templates/report_hi.docx
+++ b/app/services/templates/report_hi.docx
@@ -2125,7 +2125,7 @@
           <w:szCs w:val="26"/>
           <w:rtl w:val="0"/>
         </w:rPr>
-        <w:t xml:space="preserve">7. Suggested Remedies</w:t>
+        <w:t xml:space="preserve">7. Suggested Remedies (Pyramids/Ratna/Yantra/Crystals)</w:t>
       </w:r>
       <w:r>
         <w:rPr>
@@ -2330,7 +2330,7 @@
               <w:rPr>
                 <w:rtl w:val="0"/>
               </w:rPr>
-              <w:t xml:space="preserve">{{ item.remedy }}</w:t>
+              <w:t xml:space="preserve">{{ item.sug_remedy }}</w:t>
             </w:r>
           </w:p>
         </w:tc>

--- a/app/services/templates/report_hi.docx
+++ b/app/services/templates/report_hi.docx
@@ -4304,6 +4304,2285 @@
           <w:b w:val="1"/>
           <w:bCs w:val="1"/>
         </w:rPr>
+      </w:pPr>
+      <w:r>
+        <w:rPr>
+          <w:rtl w:val="0"/>
+        </w:rPr>
+      </w:r>
+    </w:p>
+    <w:p>
+      <w:pPr>
+        <w:pStyle w:val="Heading1"/>
+        <w:keepNext w:val="0"/>
+        <w:keepLines w:val="0"/>
+        <w:spacing w:before="480" w:lineRule="auto"/>
+        <w:rPr>
+          <w:b w:val="1"/>
+          <w:bCs w:val="1"/>
+          <w:sz w:val="46"/>
+          <w:szCs w:val="46"/>
+        </w:rPr>
+      </w:pPr>
+      <w:bookmarkStart w:colFirst="0" w:colLast="0" w:name="_tocvnfrixpve" w:id="0"/>
+      <w:bookmarkEnd w:id="0"/>
+      <w:r>
+        <w:rPr>
+          <w:rFonts w:ascii="Palanquin Dark" w:cs="Palanquin Dark" w:eastAsia="Palanquin Dark" w:hAnsi="Palanquin Dark"/>
+          <w:b w:val="1"/>
+          <w:bCs w:val="1"/>
+          <w:sz w:val="46"/>
+          <w:szCs w:val="46"/>
+          <w:rtl w:val="0"/>
+        </w:rPr>
+        <w:t xml:space="preserve">16 दिशाओं के अनुसार आदर्श घर – वास्तु</w:t>
+      </w:r>
+    </w:p>
+    <w:p>
+      <w:pPr>
+        <w:rPr/>
+      </w:pPr>
+      <w:r>
+        <w:rPr>
+          <w:b w:val="1"/>
+          <w:bCs w:val="1"/>
+          <w:sz w:val="26"/>
+          <w:szCs w:val="26"/>
+        </w:rPr>
+        <w:drawing>
+          <wp:inline distB="114300" distT="114300" distL="114300" distR="114300">
+            <wp:extent cx="5167313" cy="5156978"/>
+            <wp:effectExtent b="0" l="0" r="0" t="0"/>
+            <wp:docPr descr="Mahavastu -A Science" id="2" name="image1.jpg"/>
+            <a:graphic>
+              <a:graphicData uri="http://schemas.openxmlformats.org/drawingml/2006/picture">
+                <pic:pic>
+                  <pic:nvPicPr>
+                    <pic:cNvPr descr="Mahavastu -A Science" id="0" name="image1.jpg"/>
+                    <pic:cNvPicPr preferRelativeResize="0"/>
+                  </pic:nvPicPr>
+                  <pic:blipFill>
+                    <a:blip r:embed="rId10"/>
+                    <a:srcRect b="0" l="0" r="0" t="0"/>
+                    <a:stretch>
+                      <a:fillRect/>
+                    </a:stretch>
+                  </pic:blipFill>
+                  <pic:spPr>
+                    <a:xfrm>
+                      <a:off x="0" y="0"/>
+                      <a:ext cx="5167313" cy="5156978"/>
+                    </a:xfrm>
+                    <a:prstGeom prst="rect"/>
+                    <a:ln/>
+                  </pic:spPr>
+                </pic:pic>
+              </a:graphicData>
+            </a:graphic>
+          </wp:inline>
+        </w:drawing>
+      </w:r>
+      <w:r>
+        <w:rPr>
+          <w:rtl w:val="0"/>
+        </w:rPr>
+      </w:r>
+    </w:p>
+    <w:p>
+      <w:pPr>
+        <w:spacing w:after="240" w:before="240" w:lineRule="auto"/>
+        <w:rPr>
+          <w:b w:val="1"/>
+          <w:bCs w:val="1"/>
+          <w:sz w:val="26"/>
+          <w:szCs w:val="26"/>
+        </w:rPr>
+      </w:pPr>
+      <w:r>
+        <w:rPr>
+          <w:rFonts w:ascii="Palanquin Dark" w:cs="Palanquin Dark" w:eastAsia="Palanquin Dark" w:hAnsi="Palanquin Dark"/>
+          <w:b w:val="1"/>
+          <w:bCs w:val="1"/>
+          <w:sz w:val="26"/>
+          <w:szCs w:val="26"/>
+          <w:rtl w:val="0"/>
+        </w:rPr>
+        <w:t xml:space="preserve">यदि आप 16 दिशा वास्तु प्रणाली (16-Direction Vastu Model) के अनुसार यह समझना चाहते हैं कि घर की कौन-सी दिशा में कौन-सा स्थान या गतिविधि होनी चाहिए, तो नीचे दिया गया चार्ट उपयोगी है। यह पद्धति वास्तु पुरुष मंडल एवं 16 दिशात्मक ज़ोन प्रणाली पर आधारित है।</w:t>
+      </w:r>
+    </w:p>
+    <w:p>
+      <w:pPr>
+        <w:pStyle w:val="Heading2"/>
+        <w:keepNext w:val="0"/>
+        <w:keepLines w:val="0"/>
+        <w:spacing w:after="80" w:lineRule="auto"/>
+        <w:rPr>
+          <w:b w:val="1"/>
+          <w:bCs w:val="1"/>
+          <w:sz w:val="34"/>
+          <w:szCs w:val="34"/>
+        </w:rPr>
+      </w:pPr>
+      <w:bookmarkStart w:colFirst="0" w:colLast="0" w:name="_nk8yx3eaq1t" w:id="1"/>
+      <w:bookmarkEnd w:id="1"/>
+      <w:r>
+        <w:rPr>
+          <w:rtl w:val="0"/>
+        </w:rPr>
+      </w:r>
+    </w:p>
+    <w:p>
+      <w:pPr>
+        <w:pStyle w:val="Heading2"/>
+        <w:keepNext w:val="0"/>
+        <w:keepLines w:val="0"/>
+        <w:spacing w:after="80" w:lineRule="auto"/>
+        <w:rPr>
+          <w:b w:val="1"/>
+          <w:bCs w:val="1"/>
+          <w:sz w:val="34"/>
+          <w:szCs w:val="34"/>
+        </w:rPr>
+      </w:pPr>
+      <w:bookmarkStart w:colFirst="0" w:colLast="0" w:name="_ki7sky9kyedg" w:id="2"/>
+      <w:bookmarkEnd w:id="2"/>
+      <w:r>
+        <w:rPr>
+          <w:rtl w:val="0"/>
+        </w:rPr>
+      </w:r>
+    </w:p>
+    <w:p>
+      <w:pPr>
+        <w:pStyle w:val="Heading2"/>
+        <w:keepNext w:val="0"/>
+        <w:keepLines w:val="0"/>
+        <w:spacing w:after="80" w:lineRule="auto"/>
+        <w:rPr>
+          <w:b w:val="1"/>
+          <w:bCs w:val="1"/>
+          <w:sz w:val="34"/>
+          <w:szCs w:val="34"/>
+        </w:rPr>
+      </w:pPr>
+      <w:bookmarkStart w:colFirst="0" w:colLast="0" w:name="_bh7a2rgzyo8o" w:id="3"/>
+      <w:bookmarkEnd w:id="3"/>
+      <w:r>
+        <w:rPr>
+          <w:rFonts w:ascii="Palanquin Dark" w:cs="Palanquin Dark" w:eastAsia="Palanquin Dark" w:hAnsi="Palanquin Dark"/>
+          <w:b w:val="1"/>
+          <w:bCs w:val="1"/>
+          <w:sz w:val="34"/>
+          <w:szCs w:val="34"/>
+          <w:rtl w:val="0"/>
+        </w:rPr>
+        <w:t xml:space="preserve">16 दिशाओं का संपूर्ण चार्ट</w:t>
+      </w:r>
+    </w:p>
+    <w:p>
+      <w:pPr>
+        <w:rPr/>
+      </w:pPr>
+      <w:r>
+        <w:rPr>
+          <w:b w:val="1"/>
+          <w:bCs w:val="1"/>
+          <w:sz w:val="26"/>
+          <w:szCs w:val="26"/>
+        </w:rPr>
+        <w:drawing>
+          <wp:inline distB="114300" distT="114300" distL="114300" distR="114300">
+            <wp:extent cx="4200525" cy="4562475"/>
+            <wp:effectExtent b="0" l="0" r="0" t="0"/>
+            <wp:docPr descr="Vastu Colors for Each Zone" id="1" name="image2.jpg"/>
+            <a:graphic>
+              <a:graphicData uri="http://schemas.openxmlformats.org/drawingml/2006/picture">
+                <pic:pic>
+                  <pic:nvPicPr>
+                    <pic:cNvPr descr="Vastu Colors for Each Zone" id="0" name="image2.jpg"/>
+                    <pic:cNvPicPr preferRelativeResize="0"/>
+                  </pic:nvPicPr>
+                  <pic:blipFill>
+                    <a:blip r:embed="rId9"/>
+                    <a:srcRect b="0" l="0" r="0" t="0"/>
+                    <a:stretch>
+                      <a:fillRect/>
+                    </a:stretch>
+                  </pic:blipFill>
+                  <pic:spPr>
+                    <a:xfrm>
+                      <a:off x="0" y="0"/>
+                      <a:ext cx="4200525" cy="4562475"/>
+                    </a:xfrm>
+                    <a:prstGeom prst="rect"/>
+                    <a:ln/>
+                  </pic:spPr>
+                </pic:pic>
+              </a:graphicData>
+            </a:graphic>
+          </wp:inline>
+        </w:drawing>
+      </w:r>
+      <w:r>
+        <w:rPr>
+          <w:rtl w:val="0"/>
+        </w:rPr>
+      </w:r>
+    </w:p>
+    <w:tbl>
+      <w:tblPr>
+        <w:tblStyle w:val="Table1"/>
+        <w:tblW w:w="7765.0" w:type="dxa"/>
+        <w:jc w:val="left"/>
+        <w:tblBorders>
+          <w:top w:color="000000" w:space="0" w:sz="0" w:val="nil"/>
+          <w:left w:color="000000" w:space="0" w:sz="0" w:val="nil"/>
+          <w:bottom w:color="000000" w:space="0" w:sz="0" w:val="nil"/>
+          <w:right w:color="000000" w:space="0" w:sz="0" w:val="nil"/>
+          <w:insideH w:color="000000" w:space="0" w:sz="0" w:val="nil"/>
+          <w:insideV w:color="000000" w:space="0" w:sz="0" w:val="nil"/>
+        </w:tblBorders>
+        <w:tblLayout w:type="fixed"/>
+        <w:tblLook w:val="0600"/>
+      </w:tblPr>
+      <w:tblGrid>
+        <w:gridCol w:w="1490"/>
+        <w:gridCol w:w="6275"/>
+        <w:tblGridChange w:id="0">
+          <w:tblGrid>
+            <w:gridCol w:w="1490"/>
+            <w:gridCol w:w="6275"/>
+          </w:tblGrid>
+        </w:tblGridChange>
+      </w:tblGrid>
+      <w:tr>
+        <w:trPr>
+          <w:cantSplit w:val="0"/>
+          <w:trHeight w:val="545" w:hRule="atLeast"/>
+          <w:tblHeader w:val="0"/>
+        </w:trPr>
+        <w:tc>
+          <w:tcPr>
+            <w:tcBorders>
+              <w:top w:color="000000" w:space="0" w:sz="0" w:val="nil"/>
+              <w:left w:color="000000" w:space="0" w:sz="0" w:val="nil"/>
+              <w:bottom w:color="000000" w:space="0" w:sz="0" w:val="nil"/>
+              <w:right w:color="000000" w:space="0" w:sz="0" w:val="nil"/>
+            </w:tcBorders>
+            <w:tcMar>
+              <w:top w:w="100.0" w:type="dxa"/>
+              <w:left w:w="100.0" w:type="dxa"/>
+              <w:bottom w:w="100.0" w:type="dxa"/>
+              <w:right w:w="100.0" w:type="dxa"/>
+            </w:tcMar>
+            <w:vAlign w:val="top"/>
+          </w:tcPr>
+          <w:p>
+            <w:pPr>
+              <w:jc w:val="center"/>
+              <w:rPr>
+                <w:b w:val="1"/>
+                <w:bCs w:val="1"/>
+                <w:sz w:val="26"/>
+                <w:szCs w:val="26"/>
+              </w:rPr>
+            </w:pPr>
+            <w:r>
+              <w:rPr>
+                <w:rFonts w:ascii="Palanquin Dark" w:cs="Palanquin Dark" w:eastAsia="Palanquin Dark" w:hAnsi="Palanquin Dark"/>
+                <w:b w:val="1"/>
+                <w:bCs w:val="1"/>
+                <w:sz w:val="26"/>
+                <w:szCs w:val="26"/>
+                <w:rtl w:val="0"/>
+              </w:rPr>
+              <w:t xml:space="preserve">दिशा</w:t>
+            </w:r>
+          </w:p>
+        </w:tc>
+        <w:tc>
+          <w:tcPr>
+            <w:tcBorders>
+              <w:top w:color="000000" w:space="0" w:sz="0" w:val="nil"/>
+              <w:left w:color="000000" w:space="0" w:sz="0" w:val="nil"/>
+              <w:bottom w:color="000000" w:space="0" w:sz="0" w:val="nil"/>
+              <w:right w:color="000000" w:space="0" w:sz="0" w:val="nil"/>
+            </w:tcBorders>
+            <w:tcMar>
+              <w:top w:w="100.0" w:type="dxa"/>
+              <w:left w:w="100.0" w:type="dxa"/>
+              <w:bottom w:w="100.0" w:type="dxa"/>
+              <w:right w:w="100.0" w:type="dxa"/>
+            </w:tcMar>
+            <w:vAlign w:val="top"/>
+          </w:tcPr>
+          <w:p>
+            <w:pPr>
+              <w:jc w:val="center"/>
+              <w:rPr>
+                <w:b w:val="1"/>
+                <w:bCs w:val="1"/>
+                <w:sz w:val="26"/>
+                <w:szCs w:val="26"/>
+              </w:rPr>
+            </w:pPr>
+            <w:r>
+              <w:rPr>
+                <w:rFonts w:ascii="Palanquin Dark" w:cs="Palanquin Dark" w:eastAsia="Palanquin Dark" w:hAnsi="Palanquin Dark"/>
+                <w:b w:val="1"/>
+                <w:bCs w:val="1"/>
+                <w:sz w:val="26"/>
+                <w:szCs w:val="26"/>
+                <w:rtl w:val="0"/>
+              </w:rPr>
+              <w:t xml:space="preserve">आदर्श उपयोग</w:t>
+            </w:r>
+          </w:p>
+        </w:tc>
+      </w:tr>
+      <w:tr>
+        <w:trPr>
+          <w:cantSplit w:val="0"/>
+          <w:trHeight w:val="545" w:hRule="atLeast"/>
+          <w:tblHeader w:val="0"/>
+        </w:trPr>
+        <w:tc>
+          <w:tcPr>
+            <w:tcBorders>
+              <w:top w:color="000000" w:space="0" w:sz="0" w:val="nil"/>
+              <w:left w:color="000000" w:space="0" w:sz="0" w:val="nil"/>
+              <w:bottom w:color="000000" w:space="0" w:sz="0" w:val="nil"/>
+              <w:right w:color="000000" w:space="0" w:sz="0" w:val="nil"/>
+            </w:tcBorders>
+            <w:tcMar>
+              <w:top w:w="100.0" w:type="dxa"/>
+              <w:left w:w="100.0" w:type="dxa"/>
+              <w:bottom w:w="100.0" w:type="dxa"/>
+              <w:right w:w="100.0" w:type="dxa"/>
+            </w:tcMar>
+            <w:vAlign w:val="top"/>
+          </w:tcPr>
+          <w:p>
+            <w:pPr>
+              <w:rPr>
+                <w:b w:val="1"/>
+                <w:bCs w:val="1"/>
+                <w:sz w:val="26"/>
+                <w:szCs w:val="26"/>
+              </w:rPr>
+            </w:pPr>
+            <w:r>
+              <w:rPr>
+                <w:rFonts w:ascii="Palanquin Dark" w:cs="Palanquin Dark" w:eastAsia="Palanquin Dark" w:hAnsi="Palanquin Dark"/>
+                <w:b w:val="1"/>
+                <w:bCs w:val="1"/>
+                <w:sz w:val="26"/>
+                <w:szCs w:val="26"/>
+                <w:rtl w:val="0"/>
+              </w:rPr>
+              <w:t xml:space="preserve">N (उत्तर)</w:t>
+            </w:r>
+          </w:p>
+        </w:tc>
+        <w:tc>
+          <w:tcPr>
+            <w:tcBorders>
+              <w:top w:color="000000" w:space="0" w:sz="0" w:val="nil"/>
+              <w:left w:color="000000" w:space="0" w:sz="0" w:val="nil"/>
+              <w:bottom w:color="000000" w:space="0" w:sz="0" w:val="nil"/>
+              <w:right w:color="000000" w:space="0" w:sz="0" w:val="nil"/>
+            </w:tcBorders>
+            <w:tcMar>
+              <w:top w:w="100.0" w:type="dxa"/>
+              <w:left w:w="100.0" w:type="dxa"/>
+              <w:bottom w:w="100.0" w:type="dxa"/>
+              <w:right w:w="100.0" w:type="dxa"/>
+            </w:tcMar>
+            <w:vAlign w:val="top"/>
+          </w:tcPr>
+          <w:p>
+            <w:pPr>
+              <w:rPr>
+                <w:b w:val="1"/>
+                <w:bCs w:val="1"/>
+                <w:sz w:val="26"/>
+                <w:szCs w:val="26"/>
+              </w:rPr>
+            </w:pPr>
+            <w:r>
+              <w:rPr>
+                <w:rFonts w:ascii="Palanquin Dark" w:cs="Palanquin Dark" w:eastAsia="Palanquin Dark" w:hAnsi="Palanquin Dark"/>
+                <w:b w:val="1"/>
+                <w:bCs w:val="1"/>
+                <w:sz w:val="26"/>
+                <w:szCs w:val="26"/>
+                <w:rtl w:val="0"/>
+              </w:rPr>
+              <w:t xml:space="preserve">धन, ऑफिस, कैश लॉकर, करियर के अवसर</w:t>
+            </w:r>
+          </w:p>
+        </w:tc>
+      </w:tr>
+      <w:tr>
+        <w:trPr>
+          <w:cantSplit w:val="0"/>
+          <w:trHeight w:val="545" w:hRule="atLeast"/>
+          <w:tblHeader w:val="0"/>
+        </w:trPr>
+        <w:tc>
+          <w:tcPr>
+            <w:tcBorders>
+              <w:top w:color="000000" w:space="0" w:sz="0" w:val="nil"/>
+              <w:left w:color="000000" w:space="0" w:sz="0" w:val="nil"/>
+              <w:bottom w:color="000000" w:space="0" w:sz="0" w:val="nil"/>
+              <w:right w:color="000000" w:space="0" w:sz="0" w:val="nil"/>
+            </w:tcBorders>
+            <w:tcMar>
+              <w:top w:w="100.0" w:type="dxa"/>
+              <w:left w:w="100.0" w:type="dxa"/>
+              <w:bottom w:w="100.0" w:type="dxa"/>
+              <w:right w:w="100.0" w:type="dxa"/>
+            </w:tcMar>
+            <w:vAlign w:val="top"/>
+          </w:tcPr>
+          <w:p>
+            <w:pPr>
+              <w:rPr>
+                <w:b w:val="1"/>
+                <w:bCs w:val="1"/>
+                <w:sz w:val="26"/>
+                <w:szCs w:val="26"/>
+              </w:rPr>
+            </w:pPr>
+            <w:r>
+              <w:rPr>
+                <w:b w:val="1"/>
+                <w:bCs w:val="1"/>
+                <w:sz w:val="26"/>
+                <w:szCs w:val="26"/>
+                <w:rtl w:val="0"/>
+              </w:rPr>
+              <w:t xml:space="preserve">NNE</w:t>
+            </w:r>
+          </w:p>
+        </w:tc>
+        <w:tc>
+          <w:tcPr>
+            <w:tcBorders>
+              <w:top w:color="000000" w:space="0" w:sz="0" w:val="nil"/>
+              <w:left w:color="000000" w:space="0" w:sz="0" w:val="nil"/>
+              <w:bottom w:color="000000" w:space="0" w:sz="0" w:val="nil"/>
+              <w:right w:color="000000" w:space="0" w:sz="0" w:val="nil"/>
+            </w:tcBorders>
+            <w:tcMar>
+              <w:top w:w="100.0" w:type="dxa"/>
+              <w:left w:w="100.0" w:type="dxa"/>
+              <w:bottom w:w="100.0" w:type="dxa"/>
+              <w:right w:w="100.0" w:type="dxa"/>
+            </w:tcMar>
+            <w:vAlign w:val="top"/>
+          </w:tcPr>
+          <w:p>
+            <w:pPr>
+              <w:rPr>
+                <w:b w:val="1"/>
+                <w:bCs w:val="1"/>
+                <w:sz w:val="26"/>
+                <w:szCs w:val="26"/>
+              </w:rPr>
+            </w:pPr>
+            <w:r>
+              <w:rPr>
+                <w:rFonts w:ascii="Palanquin Dark" w:cs="Palanquin Dark" w:eastAsia="Palanquin Dark" w:hAnsi="Palanquin Dark"/>
+                <w:b w:val="1"/>
+                <w:bCs w:val="1"/>
+                <w:sz w:val="26"/>
+                <w:szCs w:val="26"/>
+                <w:rtl w:val="0"/>
+              </w:rPr>
+              <w:t xml:space="preserve">स्वास्थ्य, ध्यान, पानी से संबंधित व्यवस्था</w:t>
+            </w:r>
+          </w:p>
+        </w:tc>
+      </w:tr>
+      <w:tr>
+        <w:trPr>
+          <w:cantSplit w:val="0"/>
+          <w:trHeight w:val="545" w:hRule="atLeast"/>
+          <w:tblHeader w:val="0"/>
+        </w:trPr>
+        <w:tc>
+          <w:tcPr>
+            <w:tcBorders>
+              <w:top w:color="000000" w:space="0" w:sz="0" w:val="nil"/>
+              <w:left w:color="000000" w:space="0" w:sz="0" w:val="nil"/>
+              <w:bottom w:color="000000" w:space="0" w:sz="0" w:val="nil"/>
+              <w:right w:color="000000" w:space="0" w:sz="0" w:val="nil"/>
+            </w:tcBorders>
+            <w:tcMar>
+              <w:top w:w="100.0" w:type="dxa"/>
+              <w:left w:w="100.0" w:type="dxa"/>
+              <w:bottom w:w="100.0" w:type="dxa"/>
+              <w:right w:w="100.0" w:type="dxa"/>
+            </w:tcMar>
+            <w:vAlign w:val="top"/>
+          </w:tcPr>
+          <w:p>
+            <w:pPr>
+              <w:rPr>
+                <w:b w:val="1"/>
+                <w:bCs w:val="1"/>
+                <w:sz w:val="26"/>
+                <w:szCs w:val="26"/>
+              </w:rPr>
+            </w:pPr>
+            <w:r>
+              <w:rPr>
+                <w:rFonts w:ascii="Palanquin Dark" w:cs="Palanquin Dark" w:eastAsia="Palanquin Dark" w:hAnsi="Palanquin Dark"/>
+                <w:b w:val="1"/>
+                <w:bCs w:val="1"/>
+                <w:sz w:val="26"/>
+                <w:szCs w:val="26"/>
+                <w:rtl w:val="0"/>
+              </w:rPr>
+              <w:t xml:space="preserve">NE (ईशान)</w:t>
+            </w:r>
+          </w:p>
+        </w:tc>
+        <w:tc>
+          <w:tcPr>
+            <w:tcBorders>
+              <w:top w:color="000000" w:space="0" w:sz="0" w:val="nil"/>
+              <w:left w:color="000000" w:space="0" w:sz="0" w:val="nil"/>
+              <w:bottom w:color="000000" w:space="0" w:sz="0" w:val="nil"/>
+              <w:right w:color="000000" w:space="0" w:sz="0" w:val="nil"/>
+            </w:tcBorders>
+            <w:tcMar>
+              <w:top w:w="100.0" w:type="dxa"/>
+              <w:left w:w="100.0" w:type="dxa"/>
+              <w:bottom w:w="100.0" w:type="dxa"/>
+              <w:right w:w="100.0" w:type="dxa"/>
+            </w:tcMar>
+            <w:vAlign w:val="top"/>
+          </w:tcPr>
+          <w:p>
+            <w:pPr>
+              <w:rPr>
+                <w:b w:val="1"/>
+                <w:bCs w:val="1"/>
+                <w:sz w:val="26"/>
+                <w:szCs w:val="26"/>
+              </w:rPr>
+            </w:pPr>
+            <w:r>
+              <w:rPr>
+                <w:rFonts w:ascii="Palanquin Dark" w:cs="Palanquin Dark" w:eastAsia="Palanquin Dark" w:hAnsi="Palanquin Dark"/>
+                <w:b w:val="1"/>
+                <w:bCs w:val="1"/>
+                <w:sz w:val="26"/>
+                <w:szCs w:val="26"/>
+                <w:rtl w:val="0"/>
+              </w:rPr>
+              <w:t xml:space="preserve">मंदिर, पूजा, ध्यान, जल तत्व एवं खुला स्थान</w:t>
+            </w:r>
+          </w:p>
+        </w:tc>
+      </w:tr>
+      <w:tr>
+        <w:trPr>
+          <w:cantSplit w:val="0"/>
+          <w:trHeight w:val="545" w:hRule="atLeast"/>
+          <w:tblHeader w:val="0"/>
+        </w:trPr>
+        <w:tc>
+          <w:tcPr>
+            <w:tcBorders>
+              <w:top w:color="000000" w:space="0" w:sz="0" w:val="nil"/>
+              <w:left w:color="000000" w:space="0" w:sz="0" w:val="nil"/>
+              <w:bottom w:color="000000" w:space="0" w:sz="0" w:val="nil"/>
+              <w:right w:color="000000" w:space="0" w:sz="0" w:val="nil"/>
+            </w:tcBorders>
+            <w:tcMar>
+              <w:top w:w="100.0" w:type="dxa"/>
+              <w:left w:w="100.0" w:type="dxa"/>
+              <w:bottom w:w="100.0" w:type="dxa"/>
+              <w:right w:w="100.0" w:type="dxa"/>
+            </w:tcMar>
+            <w:vAlign w:val="top"/>
+          </w:tcPr>
+          <w:p>
+            <w:pPr>
+              <w:rPr>
+                <w:b w:val="1"/>
+                <w:bCs w:val="1"/>
+                <w:sz w:val="26"/>
+                <w:szCs w:val="26"/>
+              </w:rPr>
+            </w:pPr>
+            <w:r>
+              <w:rPr>
+                <w:b w:val="1"/>
+                <w:bCs w:val="1"/>
+                <w:sz w:val="26"/>
+                <w:szCs w:val="26"/>
+                <w:rtl w:val="0"/>
+              </w:rPr>
+              <w:t xml:space="preserve">ENE</w:t>
+            </w:r>
+          </w:p>
+        </w:tc>
+        <w:tc>
+          <w:tcPr>
+            <w:tcBorders>
+              <w:top w:color="000000" w:space="0" w:sz="0" w:val="nil"/>
+              <w:left w:color="000000" w:space="0" w:sz="0" w:val="nil"/>
+              <w:bottom w:color="000000" w:space="0" w:sz="0" w:val="nil"/>
+              <w:right w:color="000000" w:space="0" w:sz="0" w:val="nil"/>
+            </w:tcBorders>
+            <w:tcMar>
+              <w:top w:w="100.0" w:type="dxa"/>
+              <w:left w:w="100.0" w:type="dxa"/>
+              <w:bottom w:w="100.0" w:type="dxa"/>
+              <w:right w:w="100.0" w:type="dxa"/>
+            </w:tcMar>
+            <w:vAlign w:val="top"/>
+          </w:tcPr>
+          <w:p>
+            <w:pPr>
+              <w:rPr>
+                <w:b w:val="1"/>
+                <w:bCs w:val="1"/>
+                <w:sz w:val="26"/>
+                <w:szCs w:val="26"/>
+              </w:rPr>
+            </w:pPr>
+            <w:r>
+              <w:rPr>
+                <w:rFonts w:ascii="Palanquin Dark" w:cs="Palanquin Dark" w:eastAsia="Palanquin Dark" w:hAnsi="Palanquin Dark"/>
+                <w:b w:val="1"/>
+                <w:bCs w:val="1"/>
+                <w:sz w:val="26"/>
+                <w:szCs w:val="26"/>
+                <w:rtl w:val="0"/>
+              </w:rPr>
+              <w:t xml:space="preserve">पढ़ाई, बच्चों का अध्ययन क्षेत्र, शिक्षा संबंधी गतिविधियाँ</w:t>
+            </w:r>
+          </w:p>
+        </w:tc>
+      </w:tr>
+      <w:tr>
+        <w:trPr>
+          <w:cantSplit w:val="0"/>
+          <w:trHeight w:val="545" w:hRule="atLeast"/>
+          <w:tblHeader w:val="0"/>
+        </w:trPr>
+        <w:tc>
+          <w:tcPr>
+            <w:tcBorders>
+              <w:top w:color="000000" w:space="0" w:sz="0" w:val="nil"/>
+              <w:left w:color="000000" w:space="0" w:sz="0" w:val="nil"/>
+              <w:bottom w:color="000000" w:space="0" w:sz="0" w:val="nil"/>
+              <w:right w:color="000000" w:space="0" w:sz="0" w:val="nil"/>
+            </w:tcBorders>
+            <w:tcMar>
+              <w:top w:w="100.0" w:type="dxa"/>
+              <w:left w:w="100.0" w:type="dxa"/>
+              <w:bottom w:w="100.0" w:type="dxa"/>
+              <w:right w:w="100.0" w:type="dxa"/>
+            </w:tcMar>
+            <w:vAlign w:val="top"/>
+          </w:tcPr>
+          <w:p>
+            <w:pPr>
+              <w:rPr>
+                <w:b w:val="1"/>
+                <w:bCs w:val="1"/>
+                <w:sz w:val="26"/>
+                <w:szCs w:val="26"/>
+              </w:rPr>
+            </w:pPr>
+            <w:r>
+              <w:rPr>
+                <w:rFonts w:ascii="Palanquin Dark" w:cs="Palanquin Dark" w:eastAsia="Palanquin Dark" w:hAnsi="Palanquin Dark"/>
+                <w:b w:val="1"/>
+                <w:bCs w:val="1"/>
+                <w:sz w:val="26"/>
+                <w:szCs w:val="26"/>
+                <w:rtl w:val="0"/>
+              </w:rPr>
+              <w:t xml:space="preserve">E (पूर्व)</w:t>
+            </w:r>
+          </w:p>
+        </w:tc>
+        <w:tc>
+          <w:tcPr>
+            <w:tcBorders>
+              <w:top w:color="000000" w:space="0" w:sz="0" w:val="nil"/>
+              <w:left w:color="000000" w:space="0" w:sz="0" w:val="nil"/>
+              <w:bottom w:color="000000" w:space="0" w:sz="0" w:val="nil"/>
+              <w:right w:color="000000" w:space="0" w:sz="0" w:val="nil"/>
+            </w:tcBorders>
+            <w:tcMar>
+              <w:top w:w="100.0" w:type="dxa"/>
+              <w:left w:w="100.0" w:type="dxa"/>
+              <w:bottom w:w="100.0" w:type="dxa"/>
+              <w:right w:w="100.0" w:type="dxa"/>
+            </w:tcMar>
+            <w:vAlign w:val="top"/>
+          </w:tcPr>
+          <w:p>
+            <w:pPr>
+              <w:rPr>
+                <w:b w:val="1"/>
+                <w:bCs w:val="1"/>
+                <w:sz w:val="26"/>
+                <w:szCs w:val="26"/>
+              </w:rPr>
+            </w:pPr>
+            <w:r>
+              <w:rPr>
+                <w:rFonts w:ascii="Palanquin Dark" w:cs="Palanquin Dark" w:eastAsia="Palanquin Dark" w:hAnsi="Palanquin Dark"/>
+                <w:b w:val="1"/>
+                <w:bCs w:val="1"/>
+                <w:sz w:val="26"/>
+                <w:szCs w:val="26"/>
+                <w:rtl w:val="0"/>
+              </w:rPr>
+              <w:t xml:space="preserve">मुख्य प्रवेश द्वार, विशेष रूप से E3/E4, लिविंग एरिया</w:t>
+            </w:r>
+          </w:p>
+        </w:tc>
+      </w:tr>
+      <w:tr>
+        <w:trPr>
+          <w:cantSplit w:val="0"/>
+          <w:trHeight w:val="545" w:hRule="atLeast"/>
+          <w:tblHeader w:val="0"/>
+        </w:trPr>
+        <w:tc>
+          <w:tcPr>
+            <w:tcBorders>
+              <w:top w:color="000000" w:space="0" w:sz="0" w:val="nil"/>
+              <w:left w:color="000000" w:space="0" w:sz="0" w:val="nil"/>
+              <w:bottom w:color="000000" w:space="0" w:sz="0" w:val="nil"/>
+              <w:right w:color="000000" w:space="0" w:sz="0" w:val="nil"/>
+            </w:tcBorders>
+            <w:tcMar>
+              <w:top w:w="100.0" w:type="dxa"/>
+              <w:left w:w="100.0" w:type="dxa"/>
+              <w:bottom w:w="100.0" w:type="dxa"/>
+              <w:right w:w="100.0" w:type="dxa"/>
+            </w:tcMar>
+            <w:vAlign w:val="top"/>
+          </w:tcPr>
+          <w:p>
+            <w:pPr>
+              <w:rPr>
+                <w:b w:val="1"/>
+                <w:bCs w:val="1"/>
+                <w:sz w:val="26"/>
+                <w:szCs w:val="26"/>
+              </w:rPr>
+            </w:pPr>
+            <w:r>
+              <w:rPr>
+                <w:b w:val="1"/>
+                <w:bCs w:val="1"/>
+                <w:sz w:val="26"/>
+                <w:szCs w:val="26"/>
+                <w:rtl w:val="0"/>
+              </w:rPr>
+              <w:t xml:space="preserve">ESE</w:t>
+            </w:r>
+          </w:p>
+        </w:tc>
+        <w:tc>
+          <w:tcPr>
+            <w:tcBorders>
+              <w:top w:color="000000" w:space="0" w:sz="0" w:val="nil"/>
+              <w:left w:color="000000" w:space="0" w:sz="0" w:val="nil"/>
+              <w:bottom w:color="000000" w:space="0" w:sz="0" w:val="nil"/>
+              <w:right w:color="000000" w:space="0" w:sz="0" w:val="nil"/>
+            </w:tcBorders>
+            <w:tcMar>
+              <w:top w:w="100.0" w:type="dxa"/>
+              <w:left w:w="100.0" w:type="dxa"/>
+              <w:bottom w:w="100.0" w:type="dxa"/>
+              <w:right w:w="100.0" w:type="dxa"/>
+            </w:tcMar>
+            <w:vAlign w:val="top"/>
+          </w:tcPr>
+          <w:p>
+            <w:pPr>
+              <w:rPr>
+                <w:b w:val="1"/>
+                <w:bCs w:val="1"/>
+                <w:sz w:val="26"/>
+                <w:szCs w:val="26"/>
+              </w:rPr>
+            </w:pPr>
+            <w:r>
+              <w:rPr>
+                <w:rFonts w:ascii="Palanquin Dark" w:cs="Palanquin Dark" w:eastAsia="Palanquin Dark" w:hAnsi="Palanquin Dark"/>
+                <w:b w:val="1"/>
+                <w:bCs w:val="1"/>
+                <w:sz w:val="26"/>
+                <w:szCs w:val="26"/>
+                <w:rtl w:val="0"/>
+              </w:rPr>
+              <w:t xml:space="preserve">इलेक्ट्रॉनिक्स, इन्वर्टर एवं विद्युत उपकरण</w:t>
+            </w:r>
+          </w:p>
+        </w:tc>
+      </w:tr>
+      <w:tr>
+        <w:trPr>
+          <w:cantSplit w:val="0"/>
+          <w:trHeight w:val="545" w:hRule="atLeast"/>
+          <w:tblHeader w:val="0"/>
+        </w:trPr>
+        <w:tc>
+          <w:tcPr>
+            <w:tcBorders>
+              <w:top w:color="000000" w:space="0" w:sz="0" w:val="nil"/>
+              <w:left w:color="000000" w:space="0" w:sz="0" w:val="nil"/>
+              <w:bottom w:color="000000" w:space="0" w:sz="0" w:val="nil"/>
+              <w:right w:color="000000" w:space="0" w:sz="0" w:val="nil"/>
+            </w:tcBorders>
+            <w:tcMar>
+              <w:top w:w="100.0" w:type="dxa"/>
+              <w:left w:w="100.0" w:type="dxa"/>
+              <w:bottom w:w="100.0" w:type="dxa"/>
+              <w:right w:w="100.0" w:type="dxa"/>
+            </w:tcMar>
+            <w:vAlign w:val="top"/>
+          </w:tcPr>
+          <w:p>
+            <w:pPr>
+              <w:rPr>
+                <w:b w:val="1"/>
+                <w:bCs w:val="1"/>
+                <w:sz w:val="26"/>
+                <w:szCs w:val="26"/>
+              </w:rPr>
+            </w:pPr>
+            <w:r>
+              <w:rPr>
+                <w:rFonts w:ascii="Palanquin Dark" w:cs="Palanquin Dark" w:eastAsia="Palanquin Dark" w:hAnsi="Palanquin Dark"/>
+                <w:b w:val="1"/>
+                <w:bCs w:val="1"/>
+                <w:sz w:val="26"/>
+                <w:szCs w:val="26"/>
+                <w:rtl w:val="0"/>
+              </w:rPr>
+              <w:t xml:space="preserve">SE (आग्नेय)</w:t>
+            </w:r>
+          </w:p>
+        </w:tc>
+        <w:tc>
+          <w:tcPr>
+            <w:tcBorders>
+              <w:top w:color="000000" w:space="0" w:sz="0" w:val="nil"/>
+              <w:left w:color="000000" w:space="0" w:sz="0" w:val="nil"/>
+              <w:bottom w:color="000000" w:space="0" w:sz="0" w:val="nil"/>
+              <w:right w:color="000000" w:space="0" w:sz="0" w:val="nil"/>
+            </w:tcBorders>
+            <w:tcMar>
+              <w:top w:w="100.0" w:type="dxa"/>
+              <w:left w:w="100.0" w:type="dxa"/>
+              <w:bottom w:w="100.0" w:type="dxa"/>
+              <w:right w:w="100.0" w:type="dxa"/>
+            </w:tcMar>
+            <w:vAlign w:val="top"/>
+          </w:tcPr>
+          <w:p>
+            <w:pPr>
+              <w:rPr>
+                <w:b w:val="1"/>
+                <w:bCs w:val="1"/>
+                <w:sz w:val="26"/>
+                <w:szCs w:val="26"/>
+              </w:rPr>
+            </w:pPr>
+            <w:r>
+              <w:rPr>
+                <w:rFonts w:ascii="Palanquin Dark" w:cs="Palanquin Dark" w:eastAsia="Palanquin Dark" w:hAnsi="Palanquin Dark"/>
+                <w:b w:val="1"/>
+                <w:bCs w:val="1"/>
+                <w:sz w:val="26"/>
+                <w:szCs w:val="26"/>
+                <w:rtl w:val="0"/>
+              </w:rPr>
+              <w:t xml:space="preserve">रसोई, खाना पकाना एवं अग्नि से संबंधित गतिविधियाँ</w:t>
+            </w:r>
+          </w:p>
+        </w:tc>
+      </w:tr>
+      <w:tr>
+        <w:trPr>
+          <w:cantSplit w:val="0"/>
+          <w:trHeight w:val="545" w:hRule="atLeast"/>
+          <w:tblHeader w:val="0"/>
+        </w:trPr>
+        <w:tc>
+          <w:tcPr>
+            <w:tcBorders>
+              <w:top w:color="000000" w:space="0" w:sz="0" w:val="nil"/>
+              <w:left w:color="000000" w:space="0" w:sz="0" w:val="nil"/>
+              <w:bottom w:color="000000" w:space="0" w:sz="0" w:val="nil"/>
+              <w:right w:color="000000" w:space="0" w:sz="0" w:val="nil"/>
+            </w:tcBorders>
+            <w:tcMar>
+              <w:top w:w="100.0" w:type="dxa"/>
+              <w:left w:w="100.0" w:type="dxa"/>
+              <w:bottom w:w="100.0" w:type="dxa"/>
+              <w:right w:w="100.0" w:type="dxa"/>
+            </w:tcMar>
+            <w:vAlign w:val="top"/>
+          </w:tcPr>
+          <w:p>
+            <w:pPr>
+              <w:rPr>
+                <w:b w:val="1"/>
+                <w:bCs w:val="1"/>
+                <w:sz w:val="26"/>
+                <w:szCs w:val="26"/>
+              </w:rPr>
+            </w:pPr>
+            <w:r>
+              <w:rPr>
+                <w:b w:val="1"/>
+                <w:bCs w:val="1"/>
+                <w:sz w:val="26"/>
+                <w:szCs w:val="26"/>
+                <w:rtl w:val="0"/>
+              </w:rPr>
+              <w:t xml:space="preserve">SSE</w:t>
+            </w:r>
+          </w:p>
+        </w:tc>
+        <w:tc>
+          <w:tcPr>
+            <w:tcBorders>
+              <w:top w:color="000000" w:space="0" w:sz="0" w:val="nil"/>
+              <w:left w:color="000000" w:space="0" w:sz="0" w:val="nil"/>
+              <w:bottom w:color="000000" w:space="0" w:sz="0" w:val="nil"/>
+              <w:right w:color="000000" w:space="0" w:sz="0" w:val="nil"/>
+            </w:tcBorders>
+            <w:tcMar>
+              <w:top w:w="100.0" w:type="dxa"/>
+              <w:left w:w="100.0" w:type="dxa"/>
+              <w:bottom w:w="100.0" w:type="dxa"/>
+              <w:right w:w="100.0" w:type="dxa"/>
+            </w:tcMar>
+            <w:vAlign w:val="top"/>
+          </w:tcPr>
+          <w:p>
+            <w:pPr>
+              <w:rPr>
+                <w:b w:val="1"/>
+                <w:bCs w:val="1"/>
+                <w:sz w:val="26"/>
+                <w:szCs w:val="26"/>
+              </w:rPr>
+            </w:pPr>
+            <w:r>
+              <w:rPr>
+                <w:rFonts w:ascii="Palanquin Dark" w:cs="Palanquin Dark" w:eastAsia="Palanquin Dark" w:hAnsi="Palanquin Dark"/>
+                <w:b w:val="1"/>
+                <w:bCs w:val="1"/>
+                <w:sz w:val="26"/>
+                <w:szCs w:val="26"/>
+                <w:rtl w:val="0"/>
+              </w:rPr>
+              <w:t xml:space="preserve">जिम, फिटनेस, विद्युत उपकरण एवं शारीरिक गतिविधियाँ</w:t>
+            </w:r>
+          </w:p>
+        </w:tc>
+      </w:tr>
+      <w:tr>
+        <w:trPr>
+          <w:cantSplit w:val="0"/>
+          <w:trHeight w:val="545" w:hRule="atLeast"/>
+          <w:tblHeader w:val="0"/>
+        </w:trPr>
+        <w:tc>
+          <w:tcPr>
+            <w:tcBorders>
+              <w:top w:color="000000" w:space="0" w:sz="0" w:val="nil"/>
+              <w:left w:color="000000" w:space="0" w:sz="0" w:val="nil"/>
+              <w:bottom w:color="000000" w:space="0" w:sz="0" w:val="nil"/>
+              <w:right w:color="000000" w:space="0" w:sz="0" w:val="nil"/>
+            </w:tcBorders>
+            <w:tcMar>
+              <w:top w:w="100.0" w:type="dxa"/>
+              <w:left w:w="100.0" w:type="dxa"/>
+              <w:bottom w:w="100.0" w:type="dxa"/>
+              <w:right w:w="100.0" w:type="dxa"/>
+            </w:tcMar>
+            <w:vAlign w:val="top"/>
+          </w:tcPr>
+          <w:p>
+            <w:pPr>
+              <w:rPr>
+                <w:b w:val="1"/>
+                <w:bCs w:val="1"/>
+                <w:sz w:val="26"/>
+                <w:szCs w:val="26"/>
+              </w:rPr>
+            </w:pPr>
+            <w:r>
+              <w:rPr>
+                <w:rFonts w:ascii="Palanquin Dark" w:cs="Palanquin Dark" w:eastAsia="Palanquin Dark" w:hAnsi="Palanquin Dark"/>
+                <w:b w:val="1"/>
+                <w:bCs w:val="1"/>
+                <w:sz w:val="26"/>
+                <w:szCs w:val="26"/>
+                <w:rtl w:val="0"/>
+              </w:rPr>
+              <w:t xml:space="preserve">S (दक्षिण)</w:t>
+            </w:r>
+          </w:p>
+        </w:tc>
+        <w:tc>
+          <w:tcPr>
+            <w:tcBorders>
+              <w:top w:color="000000" w:space="0" w:sz="0" w:val="nil"/>
+              <w:left w:color="000000" w:space="0" w:sz="0" w:val="nil"/>
+              <w:bottom w:color="000000" w:space="0" w:sz="0" w:val="nil"/>
+              <w:right w:color="000000" w:space="0" w:sz="0" w:val="nil"/>
+            </w:tcBorders>
+            <w:tcMar>
+              <w:top w:w="100.0" w:type="dxa"/>
+              <w:left w:w="100.0" w:type="dxa"/>
+              <w:bottom w:w="100.0" w:type="dxa"/>
+              <w:right w:w="100.0" w:type="dxa"/>
+            </w:tcMar>
+            <w:vAlign w:val="top"/>
+          </w:tcPr>
+          <w:p>
+            <w:pPr>
+              <w:rPr>
+                <w:b w:val="1"/>
+                <w:bCs w:val="1"/>
+                <w:sz w:val="26"/>
+                <w:szCs w:val="26"/>
+              </w:rPr>
+            </w:pPr>
+            <w:r>
+              <w:rPr>
+                <w:rFonts w:ascii="Palanquin Dark" w:cs="Palanquin Dark" w:eastAsia="Palanquin Dark" w:hAnsi="Palanquin Dark"/>
+                <w:b w:val="1"/>
+                <w:bCs w:val="1"/>
+                <w:sz w:val="26"/>
+                <w:szCs w:val="26"/>
+                <w:rtl w:val="0"/>
+              </w:rPr>
+              <w:t xml:space="preserve">स्टोरेज, कार्य क्षेत्र एवं भारी सामान</w:t>
+            </w:r>
+          </w:p>
+        </w:tc>
+      </w:tr>
+      <w:tr>
+        <w:trPr>
+          <w:cantSplit w:val="0"/>
+          <w:trHeight w:val="545" w:hRule="atLeast"/>
+          <w:tblHeader w:val="0"/>
+        </w:trPr>
+        <w:tc>
+          <w:tcPr>
+            <w:tcBorders>
+              <w:top w:color="000000" w:space="0" w:sz="0" w:val="nil"/>
+              <w:left w:color="000000" w:space="0" w:sz="0" w:val="nil"/>
+              <w:bottom w:color="000000" w:space="0" w:sz="0" w:val="nil"/>
+              <w:right w:color="000000" w:space="0" w:sz="0" w:val="nil"/>
+            </w:tcBorders>
+            <w:tcMar>
+              <w:top w:w="100.0" w:type="dxa"/>
+              <w:left w:w="100.0" w:type="dxa"/>
+              <w:bottom w:w="100.0" w:type="dxa"/>
+              <w:right w:w="100.0" w:type="dxa"/>
+            </w:tcMar>
+            <w:vAlign w:val="top"/>
+          </w:tcPr>
+          <w:p>
+            <w:pPr>
+              <w:rPr>
+                <w:b w:val="1"/>
+                <w:bCs w:val="1"/>
+                <w:sz w:val="26"/>
+                <w:szCs w:val="26"/>
+              </w:rPr>
+            </w:pPr>
+            <w:r>
+              <w:rPr>
+                <w:b w:val="1"/>
+                <w:bCs w:val="1"/>
+                <w:sz w:val="26"/>
+                <w:szCs w:val="26"/>
+                <w:rtl w:val="0"/>
+              </w:rPr>
+              <w:t xml:space="preserve">SSW</w:t>
+            </w:r>
+          </w:p>
+        </w:tc>
+        <w:tc>
+          <w:tcPr>
+            <w:tcBorders>
+              <w:top w:color="000000" w:space="0" w:sz="0" w:val="nil"/>
+              <w:left w:color="000000" w:space="0" w:sz="0" w:val="nil"/>
+              <w:bottom w:color="000000" w:space="0" w:sz="0" w:val="nil"/>
+              <w:right w:color="000000" w:space="0" w:sz="0" w:val="nil"/>
+            </w:tcBorders>
+            <w:tcMar>
+              <w:top w:w="100.0" w:type="dxa"/>
+              <w:left w:w="100.0" w:type="dxa"/>
+              <w:bottom w:w="100.0" w:type="dxa"/>
+              <w:right w:w="100.0" w:type="dxa"/>
+            </w:tcMar>
+            <w:vAlign w:val="top"/>
+          </w:tcPr>
+          <w:p>
+            <w:pPr>
+              <w:rPr>
+                <w:b w:val="1"/>
+                <w:bCs w:val="1"/>
+                <w:sz w:val="26"/>
+                <w:szCs w:val="26"/>
+              </w:rPr>
+            </w:pPr>
+            <w:r>
+              <w:rPr>
+                <w:rFonts w:ascii="Palanquin Dark" w:cs="Palanquin Dark" w:eastAsia="Palanquin Dark" w:hAnsi="Palanquin Dark"/>
+                <w:b w:val="1"/>
+                <w:bCs w:val="1"/>
+                <w:sz w:val="26"/>
+                <w:szCs w:val="26"/>
+                <w:rtl w:val="0"/>
+              </w:rPr>
+              <w:t xml:space="preserve">बच्चों का बेडरूम, सहयोग एवं स्थिरता</w:t>
+            </w:r>
+          </w:p>
+        </w:tc>
+      </w:tr>
+      <w:tr>
+        <w:trPr>
+          <w:cantSplit w:val="0"/>
+          <w:trHeight w:val="545" w:hRule="atLeast"/>
+          <w:tblHeader w:val="0"/>
+        </w:trPr>
+        <w:tc>
+          <w:tcPr>
+            <w:tcBorders>
+              <w:top w:color="000000" w:space="0" w:sz="0" w:val="nil"/>
+              <w:left w:color="000000" w:space="0" w:sz="0" w:val="nil"/>
+              <w:bottom w:color="000000" w:space="0" w:sz="0" w:val="nil"/>
+              <w:right w:color="000000" w:space="0" w:sz="0" w:val="nil"/>
+            </w:tcBorders>
+            <w:tcMar>
+              <w:top w:w="100.0" w:type="dxa"/>
+              <w:left w:w="100.0" w:type="dxa"/>
+              <w:bottom w:w="100.0" w:type="dxa"/>
+              <w:right w:w="100.0" w:type="dxa"/>
+            </w:tcMar>
+            <w:vAlign w:val="top"/>
+          </w:tcPr>
+          <w:p>
+            <w:pPr>
+              <w:rPr>
+                <w:b w:val="1"/>
+                <w:bCs w:val="1"/>
+                <w:sz w:val="26"/>
+                <w:szCs w:val="26"/>
+              </w:rPr>
+            </w:pPr>
+            <w:r>
+              <w:rPr>
+                <w:rFonts w:ascii="Palanquin Dark" w:cs="Palanquin Dark" w:eastAsia="Palanquin Dark" w:hAnsi="Palanquin Dark"/>
+                <w:b w:val="1"/>
+                <w:bCs w:val="1"/>
+                <w:sz w:val="26"/>
+                <w:szCs w:val="26"/>
+                <w:rtl w:val="0"/>
+              </w:rPr>
+              <w:t xml:space="preserve">SW (नैऋत्य)</w:t>
+            </w:r>
+          </w:p>
+        </w:tc>
+        <w:tc>
+          <w:tcPr>
+            <w:tcBorders>
+              <w:top w:color="000000" w:space="0" w:sz="0" w:val="nil"/>
+              <w:left w:color="000000" w:space="0" w:sz="0" w:val="nil"/>
+              <w:bottom w:color="000000" w:space="0" w:sz="0" w:val="nil"/>
+              <w:right w:color="000000" w:space="0" w:sz="0" w:val="nil"/>
+            </w:tcBorders>
+            <w:tcMar>
+              <w:top w:w="100.0" w:type="dxa"/>
+              <w:left w:w="100.0" w:type="dxa"/>
+              <w:bottom w:w="100.0" w:type="dxa"/>
+              <w:right w:w="100.0" w:type="dxa"/>
+            </w:tcMar>
+            <w:vAlign w:val="top"/>
+          </w:tcPr>
+          <w:p>
+            <w:pPr>
+              <w:rPr>
+                <w:b w:val="1"/>
+                <w:bCs w:val="1"/>
+                <w:sz w:val="26"/>
+                <w:szCs w:val="26"/>
+              </w:rPr>
+            </w:pPr>
+            <w:r>
+              <w:rPr>
+                <w:rFonts w:ascii="Palanquin Dark" w:cs="Palanquin Dark" w:eastAsia="Palanquin Dark" w:hAnsi="Palanquin Dark"/>
+                <w:b w:val="1"/>
+                <w:bCs w:val="1"/>
+                <w:sz w:val="26"/>
+                <w:szCs w:val="26"/>
+                <w:rtl w:val="0"/>
+              </w:rPr>
+              <w:t xml:space="preserve">मास्टर बेडरूम, स्थिरता, अधिकार एवं नियंत्रण</w:t>
+            </w:r>
+          </w:p>
+        </w:tc>
+      </w:tr>
+      <w:tr>
+        <w:trPr>
+          <w:cantSplit w:val="0"/>
+          <w:trHeight w:val="545" w:hRule="atLeast"/>
+          <w:tblHeader w:val="0"/>
+        </w:trPr>
+        <w:tc>
+          <w:tcPr>
+            <w:tcBorders>
+              <w:top w:color="000000" w:space="0" w:sz="0" w:val="nil"/>
+              <w:left w:color="000000" w:space="0" w:sz="0" w:val="nil"/>
+              <w:bottom w:color="000000" w:space="0" w:sz="0" w:val="nil"/>
+              <w:right w:color="000000" w:space="0" w:sz="0" w:val="nil"/>
+            </w:tcBorders>
+            <w:tcMar>
+              <w:top w:w="100.0" w:type="dxa"/>
+              <w:left w:w="100.0" w:type="dxa"/>
+              <w:bottom w:w="100.0" w:type="dxa"/>
+              <w:right w:w="100.0" w:type="dxa"/>
+            </w:tcMar>
+            <w:vAlign w:val="top"/>
+          </w:tcPr>
+          <w:p>
+            <w:pPr>
+              <w:rPr>
+                <w:b w:val="1"/>
+                <w:bCs w:val="1"/>
+                <w:sz w:val="26"/>
+                <w:szCs w:val="26"/>
+              </w:rPr>
+            </w:pPr>
+            <w:r>
+              <w:rPr>
+                <w:b w:val="1"/>
+                <w:bCs w:val="1"/>
+                <w:sz w:val="26"/>
+                <w:szCs w:val="26"/>
+                <w:rtl w:val="0"/>
+              </w:rPr>
+              <w:t xml:space="preserve">WSW</w:t>
+            </w:r>
+          </w:p>
+        </w:tc>
+        <w:tc>
+          <w:tcPr>
+            <w:tcBorders>
+              <w:top w:color="000000" w:space="0" w:sz="0" w:val="nil"/>
+              <w:left w:color="000000" w:space="0" w:sz="0" w:val="nil"/>
+              <w:bottom w:color="000000" w:space="0" w:sz="0" w:val="nil"/>
+              <w:right w:color="000000" w:space="0" w:sz="0" w:val="nil"/>
+            </w:tcBorders>
+            <w:tcMar>
+              <w:top w:w="100.0" w:type="dxa"/>
+              <w:left w:w="100.0" w:type="dxa"/>
+              <w:bottom w:w="100.0" w:type="dxa"/>
+              <w:right w:w="100.0" w:type="dxa"/>
+            </w:tcMar>
+            <w:vAlign w:val="top"/>
+          </w:tcPr>
+          <w:p>
+            <w:pPr>
+              <w:rPr>
+                <w:b w:val="1"/>
+                <w:bCs w:val="1"/>
+                <w:sz w:val="26"/>
+                <w:szCs w:val="26"/>
+              </w:rPr>
+            </w:pPr>
+            <w:r>
+              <w:rPr>
+                <w:rFonts w:ascii="Palanquin Dark" w:cs="Palanquin Dark" w:eastAsia="Palanquin Dark" w:hAnsi="Palanquin Dark"/>
+                <w:b w:val="1"/>
+                <w:bCs w:val="1"/>
+                <w:sz w:val="26"/>
+                <w:szCs w:val="26"/>
+                <w:rtl w:val="0"/>
+              </w:rPr>
+              <w:t xml:space="preserve">अनाज का स्टोरेज, स्थिरता, कैश लॉकर, पढ़ाई एवं बच्चों का अध्ययन</w:t>
+            </w:r>
+          </w:p>
+        </w:tc>
+      </w:tr>
+      <w:tr>
+        <w:trPr>
+          <w:cantSplit w:val="0"/>
+          <w:trHeight w:val="545" w:hRule="atLeast"/>
+          <w:tblHeader w:val="0"/>
+        </w:trPr>
+        <w:tc>
+          <w:tcPr>
+            <w:tcBorders>
+              <w:top w:color="000000" w:space="0" w:sz="0" w:val="nil"/>
+              <w:left w:color="000000" w:space="0" w:sz="0" w:val="nil"/>
+              <w:bottom w:color="000000" w:space="0" w:sz="0" w:val="nil"/>
+              <w:right w:color="000000" w:space="0" w:sz="0" w:val="nil"/>
+            </w:tcBorders>
+            <w:tcMar>
+              <w:top w:w="100.0" w:type="dxa"/>
+              <w:left w:w="100.0" w:type="dxa"/>
+              <w:bottom w:w="100.0" w:type="dxa"/>
+              <w:right w:w="100.0" w:type="dxa"/>
+            </w:tcMar>
+            <w:vAlign w:val="top"/>
+          </w:tcPr>
+          <w:p>
+            <w:pPr>
+              <w:rPr>
+                <w:b w:val="1"/>
+                <w:bCs w:val="1"/>
+                <w:sz w:val="26"/>
+                <w:szCs w:val="26"/>
+              </w:rPr>
+            </w:pPr>
+            <w:r>
+              <w:rPr>
+                <w:rFonts w:ascii="Palanquin Dark" w:cs="Palanquin Dark" w:eastAsia="Palanquin Dark" w:hAnsi="Palanquin Dark"/>
+                <w:b w:val="1"/>
+                <w:bCs w:val="1"/>
+                <w:sz w:val="26"/>
+                <w:szCs w:val="26"/>
+                <w:rtl w:val="0"/>
+              </w:rPr>
+              <w:t xml:space="preserve">W (पश्चिम)</w:t>
+            </w:r>
+          </w:p>
+        </w:tc>
+        <w:tc>
+          <w:tcPr>
+            <w:tcBorders>
+              <w:top w:color="000000" w:space="0" w:sz="0" w:val="nil"/>
+              <w:left w:color="000000" w:space="0" w:sz="0" w:val="nil"/>
+              <w:bottom w:color="000000" w:space="0" w:sz="0" w:val="nil"/>
+              <w:right w:color="000000" w:space="0" w:sz="0" w:val="nil"/>
+            </w:tcBorders>
+            <w:tcMar>
+              <w:top w:w="100.0" w:type="dxa"/>
+              <w:left w:w="100.0" w:type="dxa"/>
+              <w:bottom w:w="100.0" w:type="dxa"/>
+              <w:right w:w="100.0" w:type="dxa"/>
+            </w:tcMar>
+            <w:vAlign w:val="top"/>
+          </w:tcPr>
+          <w:p>
+            <w:pPr>
+              <w:rPr>
+                <w:b w:val="1"/>
+                <w:bCs w:val="1"/>
+                <w:sz w:val="26"/>
+                <w:szCs w:val="26"/>
+              </w:rPr>
+            </w:pPr>
+            <w:r>
+              <w:rPr>
+                <w:rFonts w:ascii="Palanquin Dark" w:cs="Palanquin Dark" w:eastAsia="Palanquin Dark" w:hAnsi="Palanquin Dark"/>
+                <w:b w:val="1"/>
+                <w:bCs w:val="1"/>
+                <w:sz w:val="26"/>
+                <w:szCs w:val="26"/>
+                <w:rtl w:val="0"/>
+              </w:rPr>
+              <w:t xml:space="preserve">डाइनिंग एरिया एवं भोजन से संबंधित गतिविधियाँ</w:t>
+            </w:r>
+          </w:p>
+        </w:tc>
+      </w:tr>
+      <w:tr>
+        <w:trPr>
+          <w:cantSplit w:val="0"/>
+          <w:trHeight w:val="545" w:hRule="atLeast"/>
+          <w:tblHeader w:val="0"/>
+        </w:trPr>
+        <w:tc>
+          <w:tcPr>
+            <w:tcBorders>
+              <w:top w:color="000000" w:space="0" w:sz="0" w:val="nil"/>
+              <w:left w:color="000000" w:space="0" w:sz="0" w:val="nil"/>
+              <w:bottom w:color="000000" w:space="0" w:sz="0" w:val="nil"/>
+              <w:right w:color="000000" w:space="0" w:sz="0" w:val="nil"/>
+            </w:tcBorders>
+            <w:tcMar>
+              <w:top w:w="100.0" w:type="dxa"/>
+              <w:left w:w="100.0" w:type="dxa"/>
+              <w:bottom w:w="100.0" w:type="dxa"/>
+              <w:right w:w="100.0" w:type="dxa"/>
+            </w:tcMar>
+            <w:vAlign w:val="top"/>
+          </w:tcPr>
+          <w:p>
+            <w:pPr>
+              <w:rPr>
+                <w:b w:val="1"/>
+                <w:bCs w:val="1"/>
+                <w:sz w:val="26"/>
+                <w:szCs w:val="26"/>
+              </w:rPr>
+            </w:pPr>
+            <w:r>
+              <w:rPr>
+                <w:b w:val="1"/>
+                <w:bCs w:val="1"/>
+                <w:sz w:val="26"/>
+                <w:szCs w:val="26"/>
+                <w:rtl w:val="0"/>
+              </w:rPr>
+              <w:t xml:space="preserve">WNW</w:t>
+            </w:r>
+          </w:p>
+        </w:tc>
+        <w:tc>
+          <w:tcPr>
+            <w:tcBorders>
+              <w:top w:color="000000" w:space="0" w:sz="0" w:val="nil"/>
+              <w:left w:color="000000" w:space="0" w:sz="0" w:val="nil"/>
+              <w:bottom w:color="000000" w:space="0" w:sz="0" w:val="nil"/>
+              <w:right w:color="000000" w:space="0" w:sz="0" w:val="nil"/>
+            </w:tcBorders>
+            <w:tcMar>
+              <w:top w:w="100.0" w:type="dxa"/>
+              <w:left w:w="100.0" w:type="dxa"/>
+              <w:bottom w:w="100.0" w:type="dxa"/>
+              <w:right w:w="100.0" w:type="dxa"/>
+            </w:tcMar>
+            <w:vAlign w:val="top"/>
+          </w:tcPr>
+          <w:p>
+            <w:pPr>
+              <w:rPr>
+                <w:b w:val="1"/>
+                <w:bCs w:val="1"/>
+                <w:sz w:val="26"/>
+                <w:szCs w:val="26"/>
+              </w:rPr>
+            </w:pPr>
+            <w:r>
+              <w:rPr>
+                <w:rFonts w:ascii="Palanquin Dark" w:cs="Palanquin Dark" w:eastAsia="Palanquin Dark" w:hAnsi="Palanquin Dark"/>
+                <w:b w:val="1"/>
+                <w:bCs w:val="1"/>
+                <w:sz w:val="26"/>
+                <w:szCs w:val="26"/>
+                <w:rtl w:val="0"/>
+              </w:rPr>
+              <w:t xml:space="preserve">गेस्ट रूम, अस्थायी निवास एवं आवागमन</w:t>
+            </w:r>
+          </w:p>
+        </w:tc>
+      </w:tr>
+      <w:tr>
+        <w:trPr>
+          <w:cantSplit w:val="0"/>
+          <w:trHeight w:val="545" w:hRule="atLeast"/>
+          <w:tblHeader w:val="0"/>
+        </w:trPr>
+        <w:tc>
+          <w:tcPr>
+            <w:tcBorders>
+              <w:top w:color="000000" w:space="0" w:sz="0" w:val="nil"/>
+              <w:left w:color="000000" w:space="0" w:sz="0" w:val="nil"/>
+              <w:bottom w:color="000000" w:space="0" w:sz="0" w:val="nil"/>
+              <w:right w:color="000000" w:space="0" w:sz="0" w:val="nil"/>
+            </w:tcBorders>
+            <w:tcMar>
+              <w:top w:w="100.0" w:type="dxa"/>
+              <w:left w:w="100.0" w:type="dxa"/>
+              <w:bottom w:w="100.0" w:type="dxa"/>
+              <w:right w:w="100.0" w:type="dxa"/>
+            </w:tcMar>
+            <w:vAlign w:val="top"/>
+          </w:tcPr>
+          <w:p>
+            <w:pPr>
+              <w:rPr>
+                <w:b w:val="1"/>
+                <w:bCs w:val="1"/>
+                <w:sz w:val="26"/>
+                <w:szCs w:val="26"/>
+              </w:rPr>
+            </w:pPr>
+            <w:r>
+              <w:rPr>
+                <w:rFonts w:ascii="Palanquin Dark" w:cs="Palanquin Dark" w:eastAsia="Palanquin Dark" w:hAnsi="Palanquin Dark"/>
+                <w:b w:val="1"/>
+                <w:bCs w:val="1"/>
+                <w:sz w:val="26"/>
+                <w:szCs w:val="26"/>
+                <w:rtl w:val="0"/>
+              </w:rPr>
+              <w:t xml:space="preserve">NW (वायव्य)</w:t>
+            </w:r>
+          </w:p>
+        </w:tc>
+        <w:tc>
+          <w:tcPr>
+            <w:tcBorders>
+              <w:top w:color="000000" w:space="0" w:sz="0" w:val="nil"/>
+              <w:left w:color="000000" w:space="0" w:sz="0" w:val="nil"/>
+              <w:bottom w:color="000000" w:space="0" w:sz="0" w:val="nil"/>
+              <w:right w:color="000000" w:space="0" w:sz="0" w:val="nil"/>
+            </w:tcBorders>
+            <w:tcMar>
+              <w:top w:w="100.0" w:type="dxa"/>
+              <w:left w:w="100.0" w:type="dxa"/>
+              <w:bottom w:w="100.0" w:type="dxa"/>
+              <w:right w:w="100.0" w:type="dxa"/>
+            </w:tcMar>
+            <w:vAlign w:val="top"/>
+          </w:tcPr>
+          <w:p>
+            <w:pPr>
+              <w:rPr>
+                <w:b w:val="1"/>
+                <w:bCs w:val="1"/>
+                <w:sz w:val="26"/>
+                <w:szCs w:val="26"/>
+              </w:rPr>
+            </w:pPr>
+            <w:r>
+              <w:rPr>
+                <w:rFonts w:ascii="Palanquin Dark" w:cs="Palanquin Dark" w:eastAsia="Palanquin Dark" w:hAnsi="Palanquin Dark"/>
+                <w:b w:val="1"/>
+                <w:bCs w:val="1"/>
+                <w:sz w:val="26"/>
+                <w:szCs w:val="26"/>
+                <w:rtl w:val="0"/>
+              </w:rPr>
+              <w:t xml:space="preserve">गेस्ट बेडरूम, वायु संचार एवं गतिशीलता</w:t>
+            </w:r>
+          </w:p>
+        </w:tc>
+      </w:tr>
+      <w:tr>
+        <w:trPr>
+          <w:cantSplit w:val="0"/>
+          <w:trHeight w:val="545" w:hRule="atLeast"/>
+          <w:tblHeader w:val="0"/>
+        </w:trPr>
+        <w:tc>
+          <w:tcPr>
+            <w:tcBorders>
+              <w:top w:color="000000" w:space="0" w:sz="0" w:val="nil"/>
+              <w:left w:color="000000" w:space="0" w:sz="0" w:val="nil"/>
+              <w:bottom w:color="000000" w:space="0" w:sz="0" w:val="nil"/>
+              <w:right w:color="000000" w:space="0" w:sz="0" w:val="nil"/>
+            </w:tcBorders>
+            <w:tcMar>
+              <w:top w:w="100.0" w:type="dxa"/>
+              <w:left w:w="100.0" w:type="dxa"/>
+              <w:bottom w:w="100.0" w:type="dxa"/>
+              <w:right w:w="100.0" w:type="dxa"/>
+            </w:tcMar>
+            <w:vAlign w:val="top"/>
+          </w:tcPr>
+          <w:p>
+            <w:pPr>
+              <w:rPr>
+                <w:b w:val="1"/>
+                <w:bCs w:val="1"/>
+                <w:sz w:val="26"/>
+                <w:szCs w:val="26"/>
+              </w:rPr>
+            </w:pPr>
+            <w:r>
+              <w:rPr>
+                <w:b w:val="1"/>
+                <w:bCs w:val="1"/>
+                <w:sz w:val="26"/>
+                <w:szCs w:val="26"/>
+                <w:rtl w:val="0"/>
+              </w:rPr>
+              <w:t xml:space="preserve">NNW</w:t>
+            </w:r>
+          </w:p>
+        </w:tc>
+        <w:tc>
+          <w:tcPr>
+            <w:tcBorders>
+              <w:top w:color="000000" w:space="0" w:sz="0" w:val="nil"/>
+              <w:left w:color="000000" w:space="0" w:sz="0" w:val="nil"/>
+              <w:bottom w:color="000000" w:space="0" w:sz="0" w:val="nil"/>
+              <w:right w:color="000000" w:space="0" w:sz="0" w:val="nil"/>
+            </w:tcBorders>
+            <w:tcMar>
+              <w:top w:w="100.0" w:type="dxa"/>
+              <w:left w:w="100.0" w:type="dxa"/>
+              <w:bottom w:w="100.0" w:type="dxa"/>
+              <w:right w:w="100.0" w:type="dxa"/>
+            </w:tcMar>
+            <w:vAlign w:val="top"/>
+          </w:tcPr>
+          <w:p>
+            <w:pPr>
+              <w:rPr>
+                <w:b w:val="1"/>
+                <w:bCs w:val="1"/>
+                <w:sz w:val="26"/>
+                <w:szCs w:val="26"/>
+              </w:rPr>
+            </w:pPr>
+            <w:r>
+              <w:rPr>
+                <w:rFonts w:ascii="Palanquin Dark" w:cs="Palanquin Dark" w:eastAsia="Palanquin Dark" w:hAnsi="Palanquin Dark"/>
+                <w:b w:val="1"/>
+                <w:bCs w:val="1"/>
+                <w:sz w:val="26"/>
+                <w:szCs w:val="26"/>
+                <w:rtl w:val="0"/>
+              </w:rPr>
+              <w:t xml:space="preserve">टॉयलेट, यूटिलिटी एरिया एवं निकासी/गतिशीलता से संबंधित कार्य</w:t>
+            </w:r>
+          </w:p>
+        </w:tc>
+      </w:tr>
+    </w:tbl>
+    <w:p>
+      <w:pPr>
+        <w:pStyle w:val="Heading1"/>
+        <w:keepNext w:val="0"/>
+        <w:keepLines w:val="0"/>
+        <w:spacing w:before="480" w:lineRule="auto"/>
+        <w:rPr>
+          <w:b w:val="1"/>
+          <w:bCs w:val="1"/>
+          <w:sz w:val="46"/>
+          <w:szCs w:val="46"/>
+        </w:rPr>
+      </w:pPr>
+      <w:bookmarkStart w:colFirst="0" w:colLast="0" w:name="_8s42i480y00g" w:id="4"/>
+      <w:bookmarkEnd w:id="4"/>
+      <w:r>
+        <w:rPr>
+          <w:rtl w:val="0"/>
+        </w:rPr>
+      </w:r>
+    </w:p>
+    <w:p>
+      <w:pPr>
+        <w:pStyle w:val="Heading1"/>
+        <w:keepNext w:val="0"/>
+        <w:keepLines w:val="0"/>
+        <w:spacing w:before="480" w:lineRule="auto"/>
+        <w:rPr>
+          <w:b w:val="1"/>
+          <w:bCs w:val="1"/>
+          <w:sz w:val="46"/>
+          <w:szCs w:val="46"/>
+        </w:rPr>
+      </w:pPr>
+      <w:bookmarkStart w:colFirst="0" w:colLast="0" w:name="_utza92vzgt3g" w:id="5"/>
+      <w:bookmarkEnd w:id="5"/>
+      <w:r>
+        <w:rPr>
+          <w:rtl w:val="0"/>
+        </w:rPr>
+      </w:r>
+    </w:p>
+    <w:p>
+      <w:pPr>
+        <w:pStyle w:val="Heading1"/>
+        <w:keepNext w:val="0"/>
+        <w:keepLines w:val="0"/>
+        <w:spacing w:before="480" w:lineRule="auto"/>
+        <w:rPr>
+          <w:b w:val="1"/>
+          <w:bCs w:val="1"/>
+          <w:sz w:val="46"/>
+          <w:szCs w:val="46"/>
+        </w:rPr>
+      </w:pPr>
+      <w:bookmarkStart w:colFirst="0" w:colLast="0" w:name="_o3yzvh3dfwxa" w:id="6"/>
+      <w:bookmarkEnd w:id="6"/>
+      <w:r>
+        <w:rPr>
+          <w:rtl w:val="0"/>
+        </w:rPr>
+      </w:r>
+    </w:p>
+    <w:p>
+      <w:pPr>
+        <w:pStyle w:val="Heading1"/>
+        <w:keepNext w:val="0"/>
+        <w:keepLines w:val="0"/>
+        <w:spacing w:before="480" w:lineRule="auto"/>
+        <w:rPr>
+          <w:b w:val="1"/>
+          <w:bCs w:val="1"/>
+          <w:sz w:val="46"/>
+          <w:szCs w:val="46"/>
+        </w:rPr>
+      </w:pPr>
+      <w:bookmarkStart w:colFirst="0" w:colLast="0" w:name="_8uckxsyzvmq" w:id="7"/>
+      <w:bookmarkEnd w:id="7"/>
+      <w:r>
+        <w:rPr>
+          <w:rtl w:val="0"/>
+        </w:rPr>
+      </w:r>
+    </w:p>
+    <w:p>
+      <w:pPr>
+        <w:pStyle w:val="Heading1"/>
+        <w:keepNext w:val="0"/>
+        <w:keepLines w:val="0"/>
+        <w:spacing w:before="480" w:lineRule="auto"/>
+        <w:rPr>
+          <w:b w:val="1"/>
+          <w:bCs w:val="1"/>
+          <w:sz w:val="46"/>
+          <w:szCs w:val="46"/>
+        </w:rPr>
+      </w:pPr>
+      <w:bookmarkStart w:colFirst="0" w:colLast="0" w:name="_rng1vtuwklqd" w:id="8"/>
+      <w:bookmarkEnd w:id="8"/>
+      <w:r>
+        <w:rPr>
+          <w:rtl w:val="0"/>
+        </w:rPr>
+      </w:r>
+    </w:p>
+    <w:p>
+      <w:pPr>
+        <w:pStyle w:val="Heading1"/>
+        <w:keepNext w:val="0"/>
+        <w:keepLines w:val="0"/>
+        <w:spacing w:before="480" w:lineRule="auto"/>
+        <w:rPr>
+          <w:b w:val="1"/>
+          <w:bCs w:val="1"/>
+          <w:sz w:val="46"/>
+          <w:szCs w:val="46"/>
+        </w:rPr>
+      </w:pPr>
+      <w:bookmarkStart w:colFirst="0" w:colLast="0" w:name="_jrltivy8mxwl" w:id="9"/>
+      <w:bookmarkEnd w:id="9"/>
+      <w:r>
+        <w:rPr>
+          <w:rtl w:val="0"/>
+        </w:rPr>
+      </w:r>
+    </w:p>
+    <w:p>
+      <w:pPr>
+        <w:pStyle w:val="Heading1"/>
+        <w:keepNext w:val="0"/>
+        <w:keepLines w:val="0"/>
+        <w:spacing w:before="480" w:lineRule="auto"/>
+        <w:rPr>
+          <w:b w:val="1"/>
+          <w:bCs w:val="1"/>
+          <w:sz w:val="46"/>
+          <w:szCs w:val="46"/>
+        </w:rPr>
+      </w:pPr>
+      <w:bookmarkStart w:colFirst="0" w:colLast="0" w:name="_rpargbxxbuul" w:id="10"/>
+      <w:bookmarkEnd w:id="10"/>
+      <w:r>
+        <w:rPr>
+          <w:rFonts w:ascii="Palanquin Dark" w:cs="Palanquin Dark" w:eastAsia="Palanquin Dark" w:hAnsi="Palanquin Dark"/>
+          <w:b w:val="1"/>
+          <w:bCs w:val="1"/>
+          <w:sz w:val="46"/>
+          <w:szCs w:val="46"/>
+          <w:rtl w:val="0"/>
+        </w:rPr>
+        <w:t xml:space="preserve">आदर्श घर का लेआउट</w:t>
+      </w:r>
+    </w:p>
+    <w:p>
+      <w:pPr>
+        <w:rPr/>
+      </w:pPr>
+      <w:r>
+        <w:rPr>
+          <w:b w:val="1"/>
+          <w:bCs w:val="1"/>
+          <w:sz w:val="26"/>
+          <w:szCs w:val="26"/>
+        </w:rPr>
+        <w:drawing>
+          <wp:inline distB="114300" distT="114300" distL="114300" distR="114300">
+            <wp:extent cx="4300538" cy="4370465"/>
+            <wp:effectExtent b="0" l="0" r="0" t="0"/>
+            <wp:docPr id="3" name="image3.png"/>
+            <a:graphic>
+              <a:graphicData uri="http://schemas.openxmlformats.org/drawingml/2006/picture">
+                <pic:pic>
+                  <pic:nvPicPr>
+                    <pic:cNvPr id="0" name="image3.png"/>
+                    <pic:cNvPicPr preferRelativeResize="0"/>
+                  </pic:nvPicPr>
+                  <pic:blipFill>
+                    <a:blip r:embed="rId10"/>
+                    <a:srcRect b="0" l="0" r="0" t="0"/>
+                    <a:stretch>
+                      <a:fillRect/>
+                    </a:stretch>
+                  </pic:blipFill>
+                  <pic:spPr>
+                    <a:xfrm>
+                      <a:off x="0" y="0"/>
+                      <a:ext cx="4300538" cy="4370465"/>
+                    </a:xfrm>
+                    <a:prstGeom prst="rect"/>
+                    <a:ln/>
+                  </pic:spPr>
+                </pic:pic>
+              </a:graphicData>
+            </a:graphic>
+          </wp:inline>
+        </w:drawing>
+      </w:r>
+      <w:r>
+        <w:rPr>
+          <w:rtl w:val="0"/>
+        </w:rPr>
+      </w:r>
+    </w:p>
+    <w:p>
+      <w:pPr>
+        <w:spacing w:after="240" w:before="240" w:lineRule="auto"/>
+        <w:rPr>
+          <w:b w:val="1"/>
+          <w:bCs w:val="1"/>
+          <w:sz w:val="26"/>
+          <w:szCs w:val="26"/>
+        </w:rPr>
+      </w:pPr>
+      <w:r>
+        <w:rPr>
+          <w:rFonts w:ascii="Palanquin Dark" w:cs="Palanquin Dark" w:eastAsia="Palanquin Dark" w:hAnsi="Palanquin Dark"/>
+          <w:b w:val="1"/>
+          <w:bCs w:val="1"/>
+          <w:sz w:val="26"/>
+          <w:szCs w:val="26"/>
+          <w:rtl w:val="0"/>
+        </w:rPr>
+        <w:t xml:space="preserve">एक आदर्श वास्तु घर में पंचमहाभूत — पृथ्वी, जल, अग्नि, वायु और आकाश का संतुलन बनाए रखना महत्वपूर्ण माना जाता है।</w:t>
+      </w:r>
+    </w:p>
+    <w:p>
+      <w:pPr>
+        <w:pStyle w:val="Heading2"/>
+        <w:keepNext w:val="0"/>
+        <w:keepLines w:val="0"/>
+        <w:spacing w:after="80" w:lineRule="auto"/>
+        <w:rPr>
+          <w:b w:val="1"/>
+          <w:bCs w:val="1"/>
+          <w:sz w:val="34"/>
+          <w:szCs w:val="34"/>
+        </w:rPr>
+      </w:pPr>
+      <w:bookmarkStart w:colFirst="0" w:colLast="0" w:name="_223kytrqjwiy" w:id="11"/>
+      <w:bookmarkEnd w:id="11"/>
+      <w:r>
+        <w:rPr>
+          <w:rFonts w:ascii="Palanquin Dark" w:cs="Palanquin Dark" w:eastAsia="Palanquin Dark" w:hAnsi="Palanquin Dark"/>
+          <w:b w:val="1"/>
+          <w:bCs w:val="1"/>
+          <w:sz w:val="34"/>
+          <w:szCs w:val="34"/>
+          <w:rtl w:val="0"/>
+        </w:rPr>
+        <w:t xml:space="preserve">सबसे शुभ स्थान</w:t>
+      </w:r>
+    </w:p>
+    <w:p>
+      <w:pPr>
+        <w:numPr>
+          <w:ilvl w:val="0"/>
+          <w:numId w:val="2"/>
+        </w:numPr>
+        <w:spacing w:after="0" w:afterAutospacing="0" w:before="240" w:lineRule="auto"/>
+        <w:ind w:left="720" w:hanging="360"/>
+        <w:rPr>
+          <w:b w:val="1"/>
+          <w:bCs w:val="1"/>
+          <w:sz w:val="26"/>
+          <w:szCs w:val="26"/>
+        </w:rPr>
+      </w:pPr>
+      <w:r>
+        <w:rPr>
+          <w:rFonts w:ascii="Palanquin Dark" w:cs="Palanquin Dark" w:eastAsia="Palanquin Dark" w:hAnsi="Palanquin Dark"/>
+          <w:b w:val="1"/>
+          <w:bCs w:val="1"/>
+          <w:sz w:val="26"/>
+          <w:szCs w:val="26"/>
+          <w:rtl w:val="0"/>
+        </w:rPr>
+        <w:t xml:space="preserve">NE (ईशान): मंदिर, जल तत्व एवं खुला स्थान</w:t>
+      </w:r>
+    </w:p>
+    <w:p>
+      <w:pPr>
+        <w:numPr>
+          <w:ilvl w:val="0"/>
+          <w:numId w:val="2"/>
+        </w:numPr>
+        <w:spacing w:after="0" w:afterAutospacing="0" w:before="0" w:beforeAutospacing="0" w:lineRule="auto"/>
+        <w:ind w:left="720" w:hanging="360"/>
+        <w:rPr>
+          <w:b w:val="1"/>
+          <w:bCs w:val="1"/>
+          <w:sz w:val="26"/>
+          <w:szCs w:val="26"/>
+        </w:rPr>
+      </w:pPr>
+      <w:r>
+        <w:rPr>
+          <w:rFonts w:ascii="Palanquin Dark" w:cs="Palanquin Dark" w:eastAsia="Palanquin Dark" w:hAnsi="Palanquin Dark"/>
+          <w:b w:val="1"/>
+          <w:bCs w:val="1"/>
+          <w:sz w:val="26"/>
+          <w:szCs w:val="26"/>
+          <w:rtl w:val="0"/>
+        </w:rPr>
+        <w:t xml:space="preserve">SE (आग्नेय): रसोई एवं अग्नि से संबंधित कार्य</w:t>
+      </w:r>
+    </w:p>
+    <w:p>
+      <w:pPr>
+        <w:numPr>
+          <w:ilvl w:val="0"/>
+          <w:numId w:val="2"/>
+        </w:numPr>
+        <w:spacing w:after="0" w:afterAutospacing="0" w:before="0" w:beforeAutospacing="0" w:lineRule="auto"/>
+        <w:ind w:left="720" w:hanging="360"/>
+        <w:rPr>
+          <w:b w:val="1"/>
+          <w:bCs w:val="1"/>
+          <w:sz w:val="26"/>
+          <w:szCs w:val="26"/>
+        </w:rPr>
+      </w:pPr>
+      <w:r>
+        <w:rPr>
+          <w:rFonts w:ascii="Palanquin Dark" w:cs="Palanquin Dark" w:eastAsia="Palanquin Dark" w:hAnsi="Palanquin Dark"/>
+          <w:b w:val="1"/>
+          <w:bCs w:val="1"/>
+          <w:sz w:val="26"/>
+          <w:szCs w:val="26"/>
+          <w:rtl w:val="0"/>
+        </w:rPr>
+        <w:t xml:space="preserve">SW (नैऋत्य): मास्टर बेडरूम एवं भारी/स्थिर क्षेत्र</w:t>
+      </w:r>
+    </w:p>
+    <w:p>
+      <w:pPr>
+        <w:numPr>
+          <w:ilvl w:val="0"/>
+          <w:numId w:val="2"/>
+        </w:numPr>
+        <w:spacing w:after="0" w:afterAutospacing="0" w:before="0" w:beforeAutospacing="0" w:lineRule="auto"/>
+        <w:ind w:left="720" w:hanging="360"/>
+        <w:rPr>
+          <w:b w:val="1"/>
+          <w:bCs w:val="1"/>
+          <w:sz w:val="26"/>
+          <w:szCs w:val="26"/>
+        </w:rPr>
+      </w:pPr>
+      <w:r>
+        <w:rPr>
+          <w:rFonts w:ascii="Palanquin Dark" w:cs="Palanquin Dark" w:eastAsia="Palanquin Dark" w:hAnsi="Palanquin Dark"/>
+          <w:b w:val="1"/>
+          <w:bCs w:val="1"/>
+          <w:sz w:val="26"/>
+          <w:szCs w:val="26"/>
+          <w:rtl w:val="0"/>
+        </w:rPr>
+        <w:t xml:space="preserve">N (उत्तर): धन, करियर एवं वित्तीय गतिविधियाँ</w:t>
+      </w:r>
+    </w:p>
+    <w:p>
+      <w:pPr>
+        <w:numPr>
+          <w:ilvl w:val="0"/>
+          <w:numId w:val="2"/>
+        </w:numPr>
+        <w:spacing w:after="240" w:before="0" w:beforeAutospacing="0" w:lineRule="auto"/>
+        <w:ind w:left="720" w:hanging="360"/>
+        <w:rPr>
+          <w:b w:val="1"/>
+          <w:bCs w:val="1"/>
+          <w:sz w:val="26"/>
+          <w:szCs w:val="26"/>
+        </w:rPr>
+      </w:pPr>
+      <w:r>
+        <w:rPr>
+          <w:rFonts w:ascii="Palanquin Dark" w:cs="Palanquin Dark" w:eastAsia="Palanquin Dark" w:hAnsi="Palanquin Dark"/>
+          <w:b w:val="1"/>
+          <w:bCs w:val="1"/>
+          <w:sz w:val="26"/>
+          <w:szCs w:val="26"/>
+          <w:rtl w:val="0"/>
+        </w:rPr>
+        <w:t xml:space="preserve">E (पूर्व): मुख्य प्रवेश द्वार, विशेष रूप से E3/E4</w:t>
+      </w:r>
+    </w:p>
+    <w:p>
+      <w:pPr>
+        <w:pStyle w:val="Heading1"/>
+        <w:keepNext w:val="0"/>
+        <w:keepLines w:val="0"/>
+        <w:spacing w:before="480" w:lineRule="auto"/>
+        <w:rPr>
+          <w:b w:val="1"/>
+          <w:bCs w:val="1"/>
+          <w:sz w:val="46"/>
+          <w:szCs w:val="46"/>
+        </w:rPr>
+      </w:pPr>
+      <w:bookmarkStart w:colFirst="0" w:colLast="0" w:name="_2oz7k722wo33" w:id="12"/>
+      <w:bookmarkEnd w:id="12"/>
+      <w:r>
+        <w:rPr>
+          <w:rFonts w:ascii="Palanquin Dark" w:cs="Palanquin Dark" w:eastAsia="Palanquin Dark" w:hAnsi="Palanquin Dark"/>
+          <w:b w:val="1"/>
+          <w:bCs w:val="1"/>
+          <w:sz w:val="46"/>
+          <w:szCs w:val="46"/>
+          <w:rtl w:val="0"/>
+        </w:rPr>
+        <w:t xml:space="preserve">किन बातों से बचना चाहिए?</w:t>
+      </w:r>
+    </w:p>
+    <w:p>
+      <w:pPr>
+        <w:numPr>
+          <w:ilvl w:val="0"/>
+          <w:numId w:val="1"/>
+        </w:numPr>
+        <w:spacing w:after="0" w:afterAutospacing="0" w:before="240" w:lineRule="auto"/>
+        <w:ind w:left="720" w:hanging="360"/>
+        <w:rPr>
+          <w:b w:val="1"/>
+          <w:bCs w:val="1"/>
+          <w:sz w:val="26"/>
+          <w:szCs w:val="26"/>
+        </w:rPr>
+      </w:pPr>
+      <w:r>
+        <w:rPr>
+          <w:rFonts w:ascii="Palanquin Dark" w:cs="Palanquin Dark" w:eastAsia="Palanquin Dark" w:hAnsi="Palanquin Dark"/>
+          <w:b w:val="1"/>
+          <w:bCs w:val="1"/>
+          <w:sz w:val="26"/>
+          <w:szCs w:val="26"/>
+          <w:rtl w:val="0"/>
+        </w:rPr>
+        <w:t xml:space="preserve">NE (ईशान) में टॉयलेट रखने से बचें।</w:t>
+      </w:r>
+    </w:p>
+    <w:p>
+      <w:pPr>
+        <w:numPr>
+          <w:ilvl w:val="0"/>
+          <w:numId w:val="1"/>
+        </w:numPr>
+        <w:spacing w:after="0" w:afterAutospacing="0" w:before="0" w:beforeAutospacing="0" w:lineRule="auto"/>
+        <w:ind w:left="720" w:hanging="360"/>
+        <w:rPr>
+          <w:b w:val="1"/>
+          <w:bCs w:val="1"/>
+          <w:sz w:val="26"/>
+          <w:szCs w:val="26"/>
+        </w:rPr>
+      </w:pPr>
+      <w:r>
+        <w:rPr>
+          <w:rFonts w:ascii="Palanquin Dark" w:cs="Palanquin Dark" w:eastAsia="Palanquin Dark" w:hAnsi="Palanquin Dark"/>
+          <w:b w:val="1"/>
+          <w:bCs w:val="1"/>
+          <w:sz w:val="26"/>
+          <w:szCs w:val="26"/>
+          <w:rtl w:val="0"/>
+        </w:rPr>
+        <w:t xml:space="preserve">SW (नैऋत्य) में किचन रखने से बचें।</w:t>
+      </w:r>
+    </w:p>
+    <w:p>
+      <w:pPr>
+        <w:numPr>
+          <w:ilvl w:val="0"/>
+          <w:numId w:val="1"/>
+        </w:numPr>
+        <w:spacing w:after="0" w:afterAutospacing="0" w:before="0" w:beforeAutospacing="0" w:lineRule="auto"/>
+        <w:ind w:left="720" w:hanging="360"/>
+        <w:rPr>
+          <w:b w:val="1"/>
+          <w:bCs w:val="1"/>
+          <w:sz w:val="26"/>
+          <w:szCs w:val="26"/>
+        </w:rPr>
+      </w:pPr>
+      <w:r>
+        <w:rPr>
+          <w:rFonts w:ascii="Palanquin Dark" w:cs="Palanquin Dark" w:eastAsia="Palanquin Dark" w:hAnsi="Palanquin Dark"/>
+          <w:b w:val="1"/>
+          <w:bCs w:val="1"/>
+          <w:sz w:val="26"/>
+          <w:szCs w:val="26"/>
+          <w:rtl w:val="0"/>
+        </w:rPr>
+        <w:t xml:space="preserve">ब्रह्मस्थान में भारी सामान या अनावश्यक निर्माण न रखें।</w:t>
+      </w:r>
+    </w:p>
+    <w:p>
+      <w:pPr>
+        <w:numPr>
+          <w:ilvl w:val="0"/>
+          <w:numId w:val="1"/>
+        </w:numPr>
+        <w:spacing w:after="0" w:afterAutospacing="0" w:before="0" w:beforeAutospacing="0" w:lineRule="auto"/>
+        <w:ind w:left="720" w:hanging="360"/>
+        <w:rPr>
+          <w:b w:val="1"/>
+          <w:bCs w:val="1"/>
+          <w:sz w:val="26"/>
+          <w:szCs w:val="26"/>
+        </w:rPr>
+      </w:pPr>
+      <w:r>
+        <w:rPr>
+          <w:rFonts w:ascii="Palanquin Dark" w:cs="Palanquin Dark" w:eastAsia="Palanquin Dark" w:hAnsi="Palanquin Dark"/>
+          <w:b w:val="1"/>
+          <w:bCs w:val="1"/>
+          <w:sz w:val="26"/>
+          <w:szCs w:val="26"/>
+          <w:rtl w:val="0"/>
+        </w:rPr>
+        <w:t xml:space="preserve">SW (नैऋत्य) में भूमिगत पानी की टंकी न रखें।</w:t>
+      </w:r>
+    </w:p>
+    <w:p>
+      <w:pPr>
+        <w:numPr>
+          <w:ilvl w:val="0"/>
+          <w:numId w:val="1"/>
+        </w:numPr>
+        <w:spacing w:after="0" w:afterAutospacing="0" w:before="0" w:beforeAutospacing="0" w:lineRule="auto"/>
+        <w:ind w:left="720" w:hanging="360"/>
+        <w:rPr>
+          <w:b w:val="1"/>
+          <w:bCs w:val="1"/>
+          <w:sz w:val="26"/>
+          <w:szCs w:val="26"/>
+        </w:rPr>
+      </w:pPr>
+      <w:r>
+        <w:rPr>
+          <w:rFonts w:ascii="Palanquin Dark" w:cs="Palanquin Dark" w:eastAsia="Palanquin Dark" w:hAnsi="Palanquin Dark"/>
+          <w:b w:val="1"/>
+          <w:bCs w:val="1"/>
+          <w:sz w:val="26"/>
+          <w:szCs w:val="26"/>
+          <w:rtl w:val="0"/>
+        </w:rPr>
+        <w:t xml:space="preserve">NE (ईशान) में सीढ़ियाँ रखने से बचें।</w:t>
+      </w:r>
+    </w:p>
+    <w:p>
+      <w:pPr>
+        <w:numPr>
+          <w:ilvl w:val="0"/>
+          <w:numId w:val="1"/>
+        </w:numPr>
+        <w:spacing w:after="0" w:afterAutospacing="0" w:before="0" w:beforeAutospacing="0" w:lineRule="auto"/>
+        <w:ind w:left="720" w:hanging="360"/>
+        <w:rPr>
+          <w:b w:val="1"/>
+          <w:bCs w:val="1"/>
+          <w:sz w:val="26"/>
+          <w:szCs w:val="26"/>
+        </w:rPr>
+      </w:pPr>
+      <w:r>
+        <w:rPr>
+          <w:rFonts w:ascii="Palanquin Dark" w:cs="Palanquin Dark" w:eastAsia="Palanquin Dark" w:hAnsi="Palanquin Dark"/>
+          <w:b w:val="1"/>
+          <w:bCs w:val="1"/>
+          <w:sz w:val="26"/>
+          <w:szCs w:val="26"/>
+          <w:rtl w:val="0"/>
+        </w:rPr>
+        <w:t xml:space="preserve">ईशान कोण में अत्यधिक सामान एवं अव्यवस्था न रखें।</w:t>
+      </w:r>
+    </w:p>
+    <w:p>
+      <w:pPr>
+        <w:numPr>
+          <w:ilvl w:val="0"/>
+          <w:numId w:val="1"/>
+        </w:numPr>
+        <w:spacing w:after="240" w:before="0" w:beforeAutospacing="0" w:lineRule="auto"/>
+        <w:ind w:left="720" w:hanging="360"/>
+        <w:rPr>
+          <w:b w:val="1"/>
+          <w:bCs w:val="1"/>
+          <w:sz w:val="26"/>
+          <w:szCs w:val="26"/>
+        </w:rPr>
+      </w:pPr>
+      <w:r>
+        <w:rPr>
+          <w:rFonts w:ascii="Palanquin Dark" w:cs="Palanquin Dark" w:eastAsia="Palanquin Dark" w:hAnsi="Palanquin Dark"/>
+          <w:b w:val="1"/>
+          <w:bCs w:val="1"/>
+          <w:sz w:val="26"/>
+          <w:szCs w:val="26"/>
+          <w:rtl w:val="0"/>
+        </w:rPr>
+        <w:t xml:space="preserve">ब्रह्मस्थान को हल्का, स्वच्छ एवं अधिक खुला रखने का प्रयास करें।</w:t>
+      </w:r>
+    </w:p>
+    <w:p>
+      <w:pPr>
+        <w:rPr>
+          <w:b w:val="1"/>
+          <w:bCs w:val="1"/>
+          <w:sz w:val="26"/>
+          <w:szCs w:val="26"/>
+        </w:rPr>
+      </w:pPr>
+      <w:r>
+        <w:rPr>
+          <w:rtl w:val="0"/>
+        </w:rPr>
+      </w:r>
+    </w:p>
+    <w:p>
+      <w:pPr>
+        <w:ind w:left="-1170" w:firstLine="0"/>
+        <w:rPr/>
       </w:pPr>
       <w:r>
         <w:rPr>

--- a/app/services/templates/report_hi.docx
+++ b/app/services/templates/report_hi.docx
@@ -165,7 +165,13 @@
                 <w:szCs w:val="20"/>
                 <w:rtl w:val="0"/>
               </w:rPr>
-              <w:t xml:space="preserve">{{ client.name }}</w:t>
+              <w:t xml:space="preserve">{{ project.name }}</w:t>
+            </w:r>
+            <w:r>
+              <w:br/>
+            </w:r>
+            <w:r>
+              <w:t xml:space="preserve">{{ project.description }}</w:t>
             </w:r>
             <w:r>
               <w:rPr>

--- a/app/services/templates/report_hi.docx
+++ b/app/services/templates/report_hi.docx
@@ -644,6 +644,7 @@
             <w:pPr>
               <w:spacing w:after="60" w:lineRule="auto"/>
               <w:rPr/>
+              <w:jc w:val="left"/>
             </w:pPr>
             <w:r>
               <w:rPr>
@@ -682,6 +683,7 @@
             <w:pPr>
               <w:spacing w:after="60" w:lineRule="auto"/>
               <w:rPr/>
+              <w:jc w:val="left"/>
             </w:pPr>
             <w:r>
               <w:rPr>
@@ -720,6 +722,7 @@
             <w:pPr>
               <w:spacing w:after="60" w:lineRule="auto"/>
               <w:rPr/>
+              <w:jc w:val="left"/>
             </w:pPr>
             <w:r>
               <w:rPr>
@@ -757,6 +760,7 @@
               <w:rPr>
                 <w:color w:val="ffffff"/>
               </w:rPr>
+              <w:jc w:val="left"/>
             </w:pPr>
             <w:r>
               <w:rPr>
@@ -793,6 +797,7 @@
             <w:pPr>
               <w:spacing w:after="60" w:lineRule="auto"/>
               <w:rPr/>
+              <w:jc w:val="left"/>
             </w:pPr>
             <w:r>
               <w:rPr>
@@ -822,6 +827,7 @@
             <w:pPr>
               <w:spacing w:after="60" w:lineRule="auto"/>
               <w:rPr/>
+              <w:jc w:val="left"/>
             </w:pPr>
             <w:r>
               <w:rPr>
@@ -851,6 +857,7 @@
             <w:pPr>
               <w:spacing w:after="60" w:lineRule="auto"/>
               <w:rPr/>
+              <w:jc w:val="left"/>
             </w:pPr>
             <w:r>
               <w:rPr>
@@ -880,6 +887,7 @@
               <w:rPr>
                 <w:color w:val="ffffff"/>
               </w:rPr>
+              <w:jc w:val="left"/>
             </w:pPr>
             <w:r>
               <w:rPr>
@@ -892,6 +900,7 @@
           <w:p>
             <w:pPr>
               <w:rPr/>
+              <w:jc w:val="left"/>
             </w:pPr>
             <w:r>
               <w:rPr>
@@ -902,6 +911,7 @@
           <w:p>
             <w:pPr>
               <w:rPr/>
+              <w:jc w:val="left"/>
             </w:pPr>
             <w:r>
               <w:rPr>
@@ -1042,6 +1052,7 @@
             <w:pPr>
               <w:spacing w:after="60" w:lineRule="auto"/>
               <w:rPr/>
+              <w:jc w:val="left"/>
             </w:pPr>
             <w:r>
               <w:rPr>
@@ -1170,6 +1181,7 @@
             <w:pPr>
               <w:spacing w:after="80" w:lineRule="auto"/>
               <w:rPr/>
+              <w:jc w:val="left"/>
             </w:pPr>
             <w:r>
               <w:rPr>
@@ -1192,6 +1204,7 @@
             <w:pPr>
               <w:spacing w:after="60" w:lineRule="auto"/>
               <w:rPr/>
+              <w:jc w:val="left"/>
             </w:pPr>
             <w:r>
               <w:rPr>
@@ -1234,6 +1247,7 @@
             <w:pPr>
               <w:spacing w:after="80" w:lineRule="auto"/>
               <w:rPr/>
+              <w:jc w:val="left"/>
             </w:pPr>
             <w:r>
               <w:rPr>
@@ -1262,6 +1276,7 @@
                 <w:sz w:val="22"/>
                 <w:szCs w:val="22"/>
               </w:rPr>
+              <w:jc w:val="left"/>
             </w:pPr>
             <w:r>
               <w:rPr>
@@ -1405,6 +1420,7 @@
             <w:pPr>
               <w:spacing w:after="60" w:lineRule="auto"/>
               <w:rPr/>
+              <w:jc w:val="left"/>
             </w:pPr>
             <w:r>
               <w:rPr>
@@ -1443,6 +1459,7 @@
             <w:pPr>
               <w:spacing w:after="60" w:lineRule="auto"/>
               <w:rPr/>
+              <w:jc w:val="left"/>
             </w:pPr>
             <w:r>
               <w:rPr>
@@ -1481,6 +1498,7 @@
             <w:pPr>
               <w:spacing w:after="60" w:lineRule="auto"/>
               <w:rPr/>
+              <w:jc w:val="left"/>
             </w:pPr>
             <w:r>
               <w:rPr>
@@ -1519,6 +1537,7 @@
             <w:pPr>
               <w:spacing w:after="60" w:lineRule="auto"/>
               <w:rPr/>
+              <w:jc w:val="left"/>
             </w:pPr>
             <w:r>
               <w:rPr>
@@ -1557,6 +1576,7 @@
             <w:pPr>
               <w:spacing w:after="60" w:lineRule="auto"/>
               <w:rPr/>
+              <w:jc w:val="left"/>
             </w:pPr>
             <w:r>
               <w:rPr>
@@ -1594,6 +1614,7 @@
               <w:rPr>
                 <w:color w:val="ffffff"/>
               </w:rPr>
+              <w:jc w:val="left"/>
             </w:pPr>
             <w:r>
               <w:rPr>
@@ -1630,6 +1651,7 @@
             <w:pPr>
               <w:spacing w:after="60" w:lineRule="auto"/>
               <w:rPr/>
+              <w:jc w:val="left"/>
             </w:pPr>
             <w:r>
               <w:rPr>
@@ -1659,6 +1681,7 @@
             <w:pPr>
               <w:spacing w:after="60" w:lineRule="auto"/>
               <w:rPr/>
+              <w:jc w:val="left"/>
             </w:pPr>
             <w:r>
               <w:rPr>
@@ -1688,6 +1711,7 @@
             <w:pPr>
               <w:spacing w:after="60" w:lineRule="auto"/>
               <w:rPr/>
+              <w:jc w:val="left"/>
             </w:pPr>
             <w:r>
               <w:rPr>
@@ -1717,6 +1741,7 @@
             <w:pPr>
               <w:spacing w:after="60" w:lineRule="auto"/>
               <w:rPr/>
+              <w:jc w:val="left"/>
             </w:pPr>
             <w:r>
               <w:rPr>
@@ -1746,6 +1771,7 @@
             <w:pPr>
               <w:spacing w:after="60" w:lineRule="auto"/>
               <w:rPr/>
+              <w:jc w:val="left"/>
             </w:pPr>
             <w:r>
               <w:rPr>
@@ -1776,6 +1802,7 @@
               <w:rPr>
                 <w:color w:val="ffffff"/>
               </w:rPr>
+              <w:jc w:val="left"/>
             </w:pPr>
             <w:r>
               <w:rPr>
@@ -1909,6 +1936,7 @@
             <w:pPr>
               <w:spacing w:after="60" w:lineRule="auto"/>
               <w:rPr/>
+              <w:jc w:val="left"/>
             </w:pPr>
             <w:r>
               <w:rPr>
@@ -1947,6 +1975,7 @@
             <w:pPr>
               <w:spacing w:after="60" w:lineRule="auto"/>
               <w:rPr/>
+              <w:jc w:val="left"/>
             </w:pPr>
             <w:r>
               <w:rPr>
@@ -1984,6 +2013,7 @@
               <w:rPr>
                 <w:color w:val="ffffff"/>
               </w:rPr>
+              <w:jc w:val="left"/>
             </w:pPr>
             <w:r>
               <w:rPr>
@@ -2026,6 +2056,7 @@
                 <w:b w:val="1"/>
                 <w:bCs w:val="1"/>
               </w:rPr>
+              <w:jc w:val="left"/>
             </w:pPr>
             <w:r>
               <w:rPr>
@@ -2062,6 +2093,7 @@
             <w:pPr>
               <w:spacing w:after="60" w:lineRule="auto"/>
               <w:rPr/>
+              <w:jc w:val="left"/>
             </w:pPr>
             <w:r>
               <w:rPr>
@@ -2091,6 +2123,7 @@
               <w:rPr>
                 <w:color w:val="ffffff"/>
               </w:rPr>
+              <w:jc w:val="left"/>
             </w:pPr>
             <w:r>
               <w:rPr>
@@ -2191,6 +2224,7 @@
             <w:pPr>
               <w:spacing w:after="60" w:lineRule="auto"/>
               <w:rPr/>
+              <w:jc w:val="left"/>
             </w:pPr>
             <w:r>
               <w:rPr>
@@ -2229,6 +2263,7 @@
             <w:pPr>
               <w:spacing w:after="60" w:lineRule="auto"/>
               <w:rPr/>
+              <w:jc w:val="left"/>
             </w:pPr>
             <w:r>
               <w:rPr>
@@ -2266,6 +2301,7 @@
               <w:rPr>
                 <w:color w:val="ffffff"/>
               </w:rPr>
+              <w:jc w:val="left"/>
             </w:pPr>
             <w:r>
               <w:rPr>
@@ -2302,6 +2338,7 @@
             <w:pPr>
               <w:spacing w:after="60" w:lineRule="auto"/>
               <w:rPr/>
+              <w:jc w:val="left"/>
             </w:pPr>
             <w:r>
               <w:rPr>
@@ -2331,6 +2368,7 @@
             <w:pPr>
               <w:spacing w:after="60" w:lineRule="auto"/>
               <w:rPr/>
+              <w:jc w:val="left"/>
             </w:pPr>
             <w:r>
               <w:rPr>
@@ -2360,6 +2398,7 @@
               <w:rPr>
                 <w:color w:val="ffffff"/>
               </w:rPr>
+              <w:jc w:val="left"/>
             </w:pPr>
             <w:r>
               <w:rPr>
@@ -4585,7 +4624,7 @@
           </w:tcPr>
           <w:p>
             <w:pPr>
-              <w:jc w:val="center"/>
+              <w:jc w:val="left"/>
               <w:rPr>
                 <w:b w:val="1"/>
                 <w:bCs w:val="1"/>
@@ -4624,7 +4663,7 @@
           </w:tcPr>
           <w:p>
             <w:pPr>
-              <w:jc w:val="center"/>
+              <w:jc w:val="left"/>
               <w:rPr>
                 <w:b w:val="1"/>
                 <w:bCs w:val="1"/>
@@ -4676,6 +4715,7 @@
                 <w:sz w:val="26"/>
                 <w:szCs w:val="26"/>
               </w:rPr>
+              <w:jc w:val="left"/>
             </w:pPr>
             <w:r>
               <w:rPr>
@@ -4714,6 +4754,7 @@
                 <w:sz w:val="26"/>
                 <w:szCs w:val="26"/>
               </w:rPr>
+              <w:jc w:val="left"/>
             </w:pPr>
             <w:r>
               <w:rPr>
@@ -4759,6 +4800,7 @@
                 <w:sz w:val="26"/>
                 <w:szCs w:val="26"/>
               </w:rPr>
+              <w:jc w:val="left"/>
             </w:pPr>
             <w:r>
               <w:rPr>
@@ -4796,6 +4838,7 @@
                 <w:sz w:val="26"/>
                 <w:szCs w:val="26"/>
               </w:rPr>
+              <w:jc w:val="left"/>
             </w:pPr>
             <w:r>
               <w:rPr>
@@ -4841,6 +4884,7 @@
                 <w:sz w:val="26"/>
                 <w:szCs w:val="26"/>
               </w:rPr>
+              <w:jc w:val="left"/>
             </w:pPr>
             <w:r>
               <w:rPr>
@@ -4879,6 +4923,7 @@
                 <w:sz w:val="26"/>
                 <w:szCs w:val="26"/>
               </w:rPr>
+              <w:jc w:val="left"/>
             </w:pPr>
             <w:r>
               <w:rPr>
@@ -4924,6 +4969,7 @@
                 <w:sz w:val="26"/>
                 <w:szCs w:val="26"/>
               </w:rPr>
+              <w:jc w:val="left"/>
             </w:pPr>
             <w:r>
               <w:rPr>
@@ -4961,6 +5007,7 @@
                 <w:sz w:val="26"/>
                 <w:szCs w:val="26"/>
               </w:rPr>
+              <w:jc w:val="left"/>
             </w:pPr>
             <w:r>
               <w:rPr>
@@ -5006,6 +5053,7 @@
                 <w:sz w:val="26"/>
                 <w:szCs w:val="26"/>
               </w:rPr>
+              <w:jc w:val="left"/>
             </w:pPr>
             <w:r>
               <w:rPr>
@@ -5044,6 +5092,7 @@
                 <w:sz w:val="26"/>
                 <w:szCs w:val="26"/>
               </w:rPr>
+              <w:jc w:val="left"/>
             </w:pPr>
             <w:r>
               <w:rPr>
@@ -5089,6 +5138,7 @@
                 <w:sz w:val="26"/>
                 <w:szCs w:val="26"/>
               </w:rPr>
+              <w:jc w:val="left"/>
             </w:pPr>
             <w:r>
               <w:rPr>
@@ -5126,6 +5176,7 @@
                 <w:sz w:val="26"/>
                 <w:szCs w:val="26"/>
               </w:rPr>
+              <w:jc w:val="left"/>
             </w:pPr>
             <w:r>
               <w:rPr>
@@ -5171,6 +5222,7 @@
                 <w:sz w:val="26"/>
                 <w:szCs w:val="26"/>
               </w:rPr>
+              <w:jc w:val="left"/>
             </w:pPr>
             <w:r>
               <w:rPr>
@@ -5209,6 +5261,7 @@
                 <w:sz w:val="26"/>
                 <w:szCs w:val="26"/>
               </w:rPr>
+              <w:jc w:val="left"/>
             </w:pPr>
             <w:r>
               <w:rPr>
@@ -5254,6 +5307,7 @@
                 <w:sz w:val="26"/>
                 <w:szCs w:val="26"/>
               </w:rPr>
+              <w:jc w:val="left"/>
             </w:pPr>
             <w:r>
               <w:rPr>
@@ -5291,6 +5345,7 @@
                 <w:sz w:val="26"/>
                 <w:szCs w:val="26"/>
               </w:rPr>
+              <w:jc w:val="left"/>
             </w:pPr>
             <w:r>
               <w:rPr>
@@ -5336,6 +5391,7 @@
                 <w:sz w:val="26"/>
                 <w:szCs w:val="26"/>
               </w:rPr>
+              <w:jc w:val="left"/>
             </w:pPr>
             <w:r>
               <w:rPr>
@@ -5374,6 +5430,7 @@
                 <w:sz w:val="26"/>
                 <w:szCs w:val="26"/>
               </w:rPr>
+              <w:jc w:val="left"/>
             </w:pPr>
             <w:r>
               <w:rPr>
@@ -5419,6 +5476,7 @@
                 <w:sz w:val="26"/>
                 <w:szCs w:val="26"/>
               </w:rPr>
+              <w:jc w:val="left"/>
             </w:pPr>
             <w:r>
               <w:rPr>
@@ -5456,6 +5514,7 @@
                 <w:sz w:val="26"/>
                 <w:szCs w:val="26"/>
               </w:rPr>
+              <w:jc w:val="left"/>
             </w:pPr>
             <w:r>
               <w:rPr>
@@ -5501,6 +5560,7 @@
                 <w:sz w:val="26"/>
                 <w:szCs w:val="26"/>
               </w:rPr>
+              <w:jc w:val="left"/>
             </w:pPr>
             <w:r>
               <w:rPr>
@@ -5539,6 +5599,7 @@
                 <w:sz w:val="26"/>
                 <w:szCs w:val="26"/>
               </w:rPr>
+              <w:jc w:val="left"/>
             </w:pPr>
             <w:r>
               <w:rPr>
@@ -5584,6 +5645,7 @@
                 <w:sz w:val="26"/>
                 <w:szCs w:val="26"/>
               </w:rPr>
+              <w:jc w:val="left"/>
             </w:pPr>
             <w:r>
               <w:rPr>
@@ -5621,6 +5683,7 @@
                 <w:sz w:val="26"/>
                 <w:szCs w:val="26"/>
               </w:rPr>
+              <w:jc w:val="left"/>
             </w:pPr>
             <w:r>
               <w:rPr>
@@ -5666,6 +5729,7 @@
                 <w:sz w:val="26"/>
                 <w:szCs w:val="26"/>
               </w:rPr>
+              <w:jc w:val="left"/>
             </w:pPr>
             <w:r>
               <w:rPr>
@@ -5704,6 +5768,7 @@
                 <w:sz w:val="26"/>
                 <w:szCs w:val="26"/>
               </w:rPr>
+              <w:jc w:val="left"/>
             </w:pPr>
             <w:r>
               <w:rPr>
@@ -5749,6 +5814,7 @@
                 <w:sz w:val="26"/>
                 <w:szCs w:val="26"/>
               </w:rPr>
+              <w:jc w:val="left"/>
             </w:pPr>
             <w:r>
               <w:rPr>
@@ -5786,6 +5852,7 @@
                 <w:sz w:val="26"/>
                 <w:szCs w:val="26"/>
               </w:rPr>
+              <w:jc w:val="left"/>
             </w:pPr>
             <w:r>
               <w:rPr>
@@ -5831,6 +5898,7 @@
                 <w:sz w:val="26"/>
                 <w:szCs w:val="26"/>
               </w:rPr>
+              <w:jc w:val="left"/>
             </w:pPr>
             <w:r>
               <w:rPr>
@@ -5869,6 +5937,7 @@
                 <w:sz w:val="26"/>
                 <w:szCs w:val="26"/>
               </w:rPr>
+              <w:jc w:val="left"/>
             </w:pPr>
             <w:r>
               <w:rPr>
@@ -5914,6 +5983,7 @@
                 <w:sz w:val="26"/>
                 <w:szCs w:val="26"/>
               </w:rPr>
+              <w:jc w:val="left"/>
             </w:pPr>
             <w:r>
               <w:rPr>
@@ -5951,6 +6021,7 @@
                 <w:sz w:val="26"/>
                 <w:szCs w:val="26"/>
               </w:rPr>
+              <w:jc w:val="left"/>
             </w:pPr>
             <w:r>
               <w:rPr>

--- a/app/services/templates/report_hi.docx
+++ b/app/services/templates/report_hi.docx
@@ -1354,7 +1354,319 @@
           <w:szCs w:val="26"/>
           <w:rtl w:val="0"/>
         </w:rPr>
-        <w:t xml:space="preserve">5. Room Wise Analysis</w:t>
+        <w:t xml:space="preserve">5. Detailed Vastu Analysis</w:t>
+      </w:r>
+      <w:r>
+        <w:rPr>
+          <w:rtl w:val="0"/>
+        </w:rPr>
+      </w:r>
+    </w:p>
+    <w:p>
+      <w:pPr>
+        <w:spacing w:after="80" w:lineRule="auto"/>
+        <w:rPr>
+          <w:color w:val="ffffff"/>
+        </w:rPr>
+      </w:pPr>
+      <w:r>
+        <w:rPr>
+          <w:i w:val="1"/>
+          <w:iCs w:val="1"/>
+          <w:color w:val="ffffff"/>
+          <w:sz w:val="16"/>
+          <w:szCs w:val="16"/>
+          <w:rtl w:val="0"/>
+        </w:rPr>
+        <w:t xml:space="preserve">(Python prep: rating_pairs = [ratings[i:i+2] for i in range(0, len(ratings), 2)])</w:t>
+      </w:r>
+      <w:r>
+        <w:rPr>
+          <w:rtl w:val="0"/>
+        </w:rPr>
+      </w:r>
+    </w:p>
+    <w:tbl>
+      <w:tblPr>
+        <w:tblStyle w:val="Table6"/>
+        <w:tblW w:w="10466.0" w:type="dxa"/>
+        <w:jc w:val="left"/>
+        <w:tblBorders>
+          <w:top w:color="000000" w:space="0" w:sz="4" w:val="single"/>
+          <w:left w:color="000000" w:space="0" w:sz="4" w:val="single"/>
+          <w:bottom w:color="000000" w:space="0" w:sz="4" w:val="single"/>
+          <w:right w:color="000000" w:space="0" w:sz="4" w:val="single"/>
+          <w:insideH w:color="000000" w:space="0" w:sz="4" w:val="single"/>
+          <w:insideV w:color="000000" w:space="0" w:sz="4" w:val="single"/>
+        </w:tblBorders>
+        <w:tblLayout w:type="fixed"/>
+        <w:tblLook w:val="0000"/>
+      </w:tblPr>
+      <w:tblGrid>
+        <w:gridCol w:w="5233"/>
+        <w:gridCol w:w="5233"/>
+        <w:tblGridChange w:id="0">
+          <w:tblGrid>
+            <w:gridCol w:w="5233"/>
+            <w:gridCol w:w="5233"/>
+          </w:tblGrid>
+        </w:tblGridChange>
+      </w:tblGrid>
+      <w:tr>
+        <w:trPr>
+          <w:cantSplit w:val="0"/>
+          <w:tblHeader w:val="0"/>
+        </w:trPr>
+        <w:tc>
+          <w:tcPr>
+            <w:tcBorders>
+              <w:top w:color="e4d8cb" w:space="0" w:sz="4" w:val="single"/>
+              <w:left w:color="e4d8cb" w:space="0" w:sz="4" w:val="single"/>
+              <w:bottom w:color="e4d8cb" w:space="0" w:sz="4" w:val="single"/>
+              <w:right w:color="e4d8cb" w:space="0" w:sz="4" w:val="single"/>
+            </w:tcBorders>
+            <w:shd w:fill="5b3a22" w:val="clear"/>
+            <w:tcMar>
+              <w:top w:w="80.0" w:type="dxa"/>
+              <w:left w:w="120.0" w:type="dxa"/>
+              <w:bottom w:w="80.0" w:type="dxa"/>
+              <w:right w:w="120.0" w:type="dxa"/>
+            </w:tcMar>
+            <w:vAlign w:val="top"/>
+          </w:tcPr>
+          <w:p>
+            <w:pPr>
+              <w:spacing w:after="60" w:lineRule="auto"/>
+              <w:rPr/>
+              <w:jc w:val="left"/>
+            </w:pPr>
+            <w:r>
+              <w:rPr>
+                <w:b w:val="1"/>
+                <w:bCs w:val="1"/>
+                <w:color w:val="ffffff"/>
+                <w:rtl w:val="0"/>
+              </w:rPr>
+              <w:t xml:space="preserve">Room / Direction</w:t>
+            </w:r>
+            <w:r>
+              <w:rPr>
+                <w:rtl w:val="0"/>
+              </w:rPr>
+            </w:r>
+          </w:p>
+        </w:tc>
+        <w:tc>
+          <w:tcPr>
+            <w:tcBorders>
+              <w:top w:color="e4d8cb" w:space="0" w:sz="4" w:val="single"/>
+              <w:left w:color="e4d8cb" w:space="0" w:sz="4" w:val="single"/>
+              <w:bottom w:color="e4d8cb" w:space="0" w:sz="4" w:val="single"/>
+              <w:right w:color="e4d8cb" w:space="0" w:sz="4" w:val="single"/>
+            </w:tcBorders>
+            <w:shd w:fill="5b3a22" w:val="clear"/>
+            <w:tcMar>
+              <w:top w:w="80.0" w:type="dxa"/>
+              <w:left w:w="120.0" w:type="dxa"/>
+              <w:bottom w:w="80.0" w:type="dxa"/>
+              <w:right w:w="120.0" w:type="dxa"/>
+            </w:tcMar>
+            <w:vAlign w:val="top"/>
+          </w:tcPr>
+          <w:p>
+            <w:pPr>
+              <w:spacing w:after="60" w:lineRule="auto"/>
+              <w:rPr/>
+              <w:jc w:val="left"/>
+            </w:pPr>
+            <w:r>
+              <w:rPr>
+                <w:b w:val="1"/>
+                <w:bCs w:val="1"/>
+                <w:color w:val="ffffff"/>
+                <w:rtl w:val="0"/>
+              </w:rPr>
+              <w:t xml:space="preserve">Room / Direction</w:t>
+            </w:r>
+            <w:r>
+              <w:rPr>
+                <w:rtl w:val="0"/>
+              </w:rPr>
+            </w:r>
+          </w:p>
+        </w:tc>
+      </w:tr>
+      <w:tr>
+        <w:trPr>
+          <w:cantSplit w:val="0"/>
+          <w:tblHeader w:val="0"/>
+        </w:trPr>
+        <w:tc>
+          <w:tcPr>
+            <w:tcBorders>
+              <w:top w:color="000000" w:space="0" w:sz="0" w:val="nil"/>
+              <w:left w:color="000000" w:space="0" w:sz="0" w:val="nil"/>
+              <w:bottom w:color="000000" w:space="0" w:sz="0" w:val="nil"/>
+              <w:right w:color="000000" w:space="0" w:sz="0" w:val="nil"/>
+            </w:tcBorders>
+          </w:tcPr>
+          <w:p>
+            <w:pPr>
+              <w:rPr>
+                <w:color w:val="ffffff"/>
+              </w:rPr>
+              <w:jc w:val="left"/>
+            </w:pPr>
+            <w:r>
+              <w:rPr>
+                <w:color w:val="ffffff"/>
+                <w:rtl w:val="0"/>
+              </w:rPr>
+              <w:t xml:space="preserve">{%tr for pair in rating_pairs %}</w:t>
+            </w:r>
+          </w:p>
+        </w:tc>
+      </w:tr>
+      <w:tr>
+        <w:trPr>
+          <w:cantSplit w:val="0"/>
+          <w:trHeight w:val="360" w:hRule="atLeast"/>
+          <w:tblHeader w:val="0"/>
+        </w:trPr>
+        <w:tc>
+          <w:tcPr>
+            <w:gridSpan w:val="2"/>
+            <w:tcBorders>
+              <w:top w:color="e4d8cb" w:space="0" w:sz="4" w:val="single"/>
+              <w:left w:color="e4d8cb" w:space="0" w:sz="4" w:val="single"/>
+              <w:bottom w:color="e4d8cb" w:space="0" w:sz="4" w:val="single"/>
+              <w:right w:color="e4d8cb" w:space="0" w:sz="4" w:val="single"/>
+            </w:tcBorders>
+            <w:shd w:fill="faf7f2" w:val="clear"/>
+            <w:tcMar>
+              <w:top w:w="80.0" w:type="dxa"/>
+              <w:left w:w="120.0" w:type="dxa"/>
+              <w:bottom w:w="80.0" w:type="dxa"/>
+              <w:right w:w="120.0" w:type="dxa"/>
+            </w:tcMar>
+            <w:vAlign w:val="top"/>
+          </w:tcPr>
+          <w:p>
+            <w:pPr>
+              <w:spacing w:after="20" w:lineRule="auto"/>
+              <w:rPr>
+                <w:b w:val="1"/>
+                <w:bCs w:val="1"/>
+              </w:rPr>
+              <w:jc w:val="left"/>
+            </w:pPr>
+            <w:r>
+              <w:rPr>
+                <w:b w:val="1"/>
+                <w:bCs w:val="1"/>
+                <w:color w:val="5b3a22"/>
+                <w:rtl w:val="0"/>
+              </w:rPr>
+              <w:t xml:space="preserve">{{ pair[0].name }} </w:t>
+            </w:r>
+            <w:r>
+              <w:rPr>
+                <w:color w:val="5b3a22"/>
+                <w:rtl w:val="0"/>
+              </w:rPr>
+              <w:t xml:space="preserve">— </w:t>
+            </w:r>
+            <w:r>
+              <w:rPr>
+                <w:b w:val="1"/>
+                <w:bCs w:val="1"/>
+                <w:color w:val="5b3a22"/>
+                <w:rtl w:val="0"/>
+              </w:rPr>
+              <w:t xml:space="preserve">{{ pair[0].direction }}</w:t>
+            </w:r>
+            <w:r>
+              <w:rPr>
+                <w:rtl w:val="0"/>
+              </w:rPr>
+            </w:r>
+          </w:p>
+          <w:p>
+            <w:pPr>
+              <w:spacing w:after="60" w:lineRule="auto"/>
+              <w:rPr/>
+              <w:jc w:val="left"/>
+            </w:pPr>
+            <w:r>
+              <w:rPr>
+                <w:rtl w:val="0"/>
+              </w:rPr>
+              <w:t xml:space="preserve">{{ pair[0].analysis }}</w:t>
+            </w:r>
+          </w:p>
+        </w:tc>
+      </w:tr>
+      <w:tr>
+        <w:trPr>
+          <w:cantSplit w:val="0"/>
+          <w:tblHeader w:val="0"/>
+        </w:trPr>
+        <w:tc>
+          <w:tcPr>
+            <w:tcBorders>
+              <w:top w:color="000000" w:space="0" w:sz="0" w:val="nil"/>
+              <w:left w:color="000000" w:space="0" w:sz="0" w:val="nil"/>
+              <w:bottom w:color="000000" w:space="0" w:sz="0" w:val="nil"/>
+              <w:right w:color="000000" w:space="0" w:sz="0" w:val="nil"/>
+            </w:tcBorders>
+          </w:tcPr>
+          <w:p>
+            <w:pPr>
+              <w:rPr>
+                <w:color w:val="ffffff"/>
+              </w:rPr>
+              <w:jc w:val="left"/>
+            </w:pPr>
+            <w:r>
+              <w:rPr>
+                <w:color w:val="ffffff"/>
+                <w:rtl w:val="0"/>
+              </w:rPr>
+              <w:t xml:space="preserve">{%tr endfor %}</w:t>
+            </w:r>
+          </w:p>
+        </w:tc>
+      </w:tr>
+    </w:tbl>
+    <w:p>
+      <w:pPr>
+        <w:spacing w:before="200" w:lineRule="auto"/>
+        <w:rPr/>
+      </w:pPr>
+      <w:r>
+        <w:rPr>
+          <w:rtl w:val="0"/>
+        </w:rPr>
+      </w:r>
+    </w:p>
+    <w:p>
+      <w:pPr>
+        <w:pBdr>
+          <w:bottom w:color="e4d8cb" w:space="0" w:sz="4" w:val="single"/>
+        </w:pBdr>
+        <w:spacing w:after="100" w:before="200" w:lineRule="auto"/>
+        <w:rPr/>
+      </w:pPr>
+      <w:r>
+        <w:rPr>
+          <w:b w:val="1"/>
+          <w:bCs w:val="1"/>
+          <w:color w:val="5b3a22"/>
+          <w:sz w:val="26"/>
+          <w:szCs w:val="26"/>
+          <w:rtl w:val="0"/>
+        </w:rPr>
+        <w:t xml:space="preserve">6. Room Wise Analysis</w:t>
       </w:r>
       <w:r>
         <w:rPr>
@@ -1585,7 +1897,7 @@
                 <w:color w:val="ffffff"/>
                 <w:rtl w:val="0"/>
               </w:rPr>
-              <w:t xml:space="preserve">Remedy</w:t>
+              <w:t xml:space="preserve">Remedy / Therapy</w:t>
             </w:r>
             <w:r>
               <w:rPr>
@@ -1828,318 +2140,6 @@
           <w:sz w:val="26"/>
           <w:szCs w:val="26"/>
         </w:rPr>
-      </w:pPr>
-      <w:r>
-        <w:rPr>
-          <w:rtl w:val="0"/>
-        </w:rPr>
-      </w:r>
-    </w:p>
-    <w:p>
-      <w:pPr>
-        <w:pBdr>
-          <w:bottom w:color="e4d8cb" w:space="0" w:sz="4" w:val="single"/>
-        </w:pBdr>
-        <w:spacing w:after="100" w:before="200" w:lineRule="auto"/>
-        <w:rPr/>
-      </w:pPr>
-      <w:r>
-        <w:rPr>
-          <w:b w:val="1"/>
-          <w:bCs w:val="1"/>
-          <w:color w:val="5b3a22"/>
-          <w:sz w:val="26"/>
-          <w:szCs w:val="26"/>
-          <w:rtl w:val="0"/>
-        </w:rPr>
-        <w:t xml:space="preserve">6. Detailed Vastu Analysis</w:t>
-      </w:r>
-      <w:r>
-        <w:rPr>
-          <w:rtl w:val="0"/>
-        </w:rPr>
-      </w:r>
-    </w:p>
-    <w:p>
-      <w:pPr>
-        <w:spacing w:after="80" w:lineRule="auto"/>
-        <w:rPr>
-          <w:color w:val="ffffff"/>
-        </w:rPr>
-      </w:pPr>
-      <w:r>
-        <w:rPr>
-          <w:i w:val="1"/>
-          <w:iCs w:val="1"/>
-          <w:color w:val="ffffff"/>
-          <w:sz w:val="16"/>
-          <w:szCs w:val="16"/>
-          <w:rtl w:val="0"/>
-        </w:rPr>
-        <w:t xml:space="preserve">(Python prep: rating_pairs = [ratings[i:i+2] for i in range(0, len(ratings), 2)])</w:t>
-      </w:r>
-      <w:r>
-        <w:rPr>
-          <w:rtl w:val="0"/>
-        </w:rPr>
-      </w:r>
-    </w:p>
-    <w:tbl>
-      <w:tblPr>
-        <w:tblStyle w:val="Table6"/>
-        <w:tblW w:w="10466.0" w:type="dxa"/>
-        <w:jc w:val="left"/>
-        <w:tblBorders>
-          <w:top w:color="000000" w:space="0" w:sz="4" w:val="single"/>
-          <w:left w:color="000000" w:space="0" w:sz="4" w:val="single"/>
-          <w:bottom w:color="000000" w:space="0" w:sz="4" w:val="single"/>
-          <w:right w:color="000000" w:space="0" w:sz="4" w:val="single"/>
-          <w:insideH w:color="000000" w:space="0" w:sz="4" w:val="single"/>
-          <w:insideV w:color="000000" w:space="0" w:sz="4" w:val="single"/>
-        </w:tblBorders>
-        <w:tblLayout w:type="fixed"/>
-        <w:tblLook w:val="0000"/>
-      </w:tblPr>
-      <w:tblGrid>
-        <w:gridCol w:w="5233"/>
-        <w:gridCol w:w="5233"/>
-        <w:tblGridChange w:id="0">
-          <w:tblGrid>
-            <w:gridCol w:w="5233"/>
-            <w:gridCol w:w="5233"/>
-          </w:tblGrid>
-        </w:tblGridChange>
-      </w:tblGrid>
-      <w:tr>
-        <w:trPr>
-          <w:cantSplit w:val="0"/>
-          <w:tblHeader w:val="0"/>
-        </w:trPr>
-        <w:tc>
-          <w:tcPr>
-            <w:tcBorders>
-              <w:top w:color="e4d8cb" w:space="0" w:sz="4" w:val="single"/>
-              <w:left w:color="e4d8cb" w:space="0" w:sz="4" w:val="single"/>
-              <w:bottom w:color="e4d8cb" w:space="0" w:sz="4" w:val="single"/>
-              <w:right w:color="e4d8cb" w:space="0" w:sz="4" w:val="single"/>
-            </w:tcBorders>
-            <w:shd w:fill="5b3a22" w:val="clear"/>
-            <w:tcMar>
-              <w:top w:w="80.0" w:type="dxa"/>
-              <w:left w:w="120.0" w:type="dxa"/>
-              <w:bottom w:w="80.0" w:type="dxa"/>
-              <w:right w:w="120.0" w:type="dxa"/>
-            </w:tcMar>
-            <w:vAlign w:val="top"/>
-          </w:tcPr>
-          <w:p>
-            <w:pPr>
-              <w:spacing w:after="60" w:lineRule="auto"/>
-              <w:rPr/>
-              <w:jc w:val="left"/>
-            </w:pPr>
-            <w:r>
-              <w:rPr>
-                <w:b w:val="1"/>
-                <w:bCs w:val="1"/>
-                <w:color w:val="ffffff"/>
-                <w:rtl w:val="0"/>
-              </w:rPr>
-              <w:t xml:space="preserve">Room / Direction</w:t>
-            </w:r>
-            <w:r>
-              <w:rPr>
-                <w:rtl w:val="0"/>
-              </w:rPr>
-            </w:r>
-          </w:p>
-        </w:tc>
-        <w:tc>
-          <w:tcPr>
-            <w:tcBorders>
-              <w:top w:color="e4d8cb" w:space="0" w:sz="4" w:val="single"/>
-              <w:left w:color="e4d8cb" w:space="0" w:sz="4" w:val="single"/>
-              <w:bottom w:color="e4d8cb" w:space="0" w:sz="4" w:val="single"/>
-              <w:right w:color="e4d8cb" w:space="0" w:sz="4" w:val="single"/>
-            </w:tcBorders>
-            <w:shd w:fill="5b3a22" w:val="clear"/>
-            <w:tcMar>
-              <w:top w:w="80.0" w:type="dxa"/>
-              <w:left w:w="120.0" w:type="dxa"/>
-              <w:bottom w:w="80.0" w:type="dxa"/>
-              <w:right w:w="120.0" w:type="dxa"/>
-            </w:tcMar>
-            <w:vAlign w:val="top"/>
-          </w:tcPr>
-          <w:p>
-            <w:pPr>
-              <w:spacing w:after="60" w:lineRule="auto"/>
-              <w:rPr/>
-              <w:jc w:val="left"/>
-            </w:pPr>
-            <w:r>
-              <w:rPr>
-                <w:b w:val="1"/>
-                <w:bCs w:val="1"/>
-                <w:color w:val="ffffff"/>
-                <w:rtl w:val="0"/>
-              </w:rPr>
-              <w:t xml:space="preserve">Room / Direction</w:t>
-            </w:r>
-            <w:r>
-              <w:rPr>
-                <w:rtl w:val="0"/>
-              </w:rPr>
-            </w:r>
-          </w:p>
-        </w:tc>
-      </w:tr>
-      <w:tr>
-        <w:trPr>
-          <w:cantSplit w:val="0"/>
-          <w:tblHeader w:val="0"/>
-        </w:trPr>
-        <w:tc>
-          <w:tcPr>
-            <w:tcBorders>
-              <w:top w:color="000000" w:space="0" w:sz="0" w:val="nil"/>
-              <w:left w:color="000000" w:space="0" w:sz="0" w:val="nil"/>
-              <w:bottom w:color="000000" w:space="0" w:sz="0" w:val="nil"/>
-              <w:right w:color="000000" w:space="0" w:sz="0" w:val="nil"/>
-            </w:tcBorders>
-          </w:tcPr>
-          <w:p>
-            <w:pPr>
-              <w:rPr>
-                <w:color w:val="ffffff"/>
-              </w:rPr>
-              <w:jc w:val="left"/>
-            </w:pPr>
-            <w:r>
-              <w:rPr>
-                <w:color w:val="ffffff"/>
-                <w:rtl w:val="0"/>
-              </w:rPr>
-              <w:t xml:space="preserve">{%tr for pair in rating_pairs %}</w:t>
-            </w:r>
-          </w:p>
-        </w:tc>
-      </w:tr>
-      <w:tr>
-        <w:trPr>
-          <w:cantSplit w:val="0"/>
-          <w:trHeight w:val="360" w:hRule="atLeast"/>
-          <w:tblHeader w:val="0"/>
-        </w:trPr>
-        <w:tc>
-          <w:tcPr>
-            <w:gridSpan w:val="2"/>
-            <w:tcBorders>
-              <w:top w:color="e4d8cb" w:space="0" w:sz="4" w:val="single"/>
-              <w:left w:color="e4d8cb" w:space="0" w:sz="4" w:val="single"/>
-              <w:bottom w:color="e4d8cb" w:space="0" w:sz="4" w:val="single"/>
-              <w:right w:color="e4d8cb" w:space="0" w:sz="4" w:val="single"/>
-            </w:tcBorders>
-            <w:shd w:fill="faf7f2" w:val="clear"/>
-            <w:tcMar>
-              <w:top w:w="80.0" w:type="dxa"/>
-              <w:left w:w="120.0" w:type="dxa"/>
-              <w:bottom w:w="80.0" w:type="dxa"/>
-              <w:right w:w="120.0" w:type="dxa"/>
-            </w:tcMar>
-            <w:vAlign w:val="top"/>
-          </w:tcPr>
-          <w:p>
-            <w:pPr>
-              <w:spacing w:after="20" w:lineRule="auto"/>
-              <w:rPr>
-                <w:b w:val="1"/>
-                <w:bCs w:val="1"/>
-              </w:rPr>
-              <w:jc w:val="left"/>
-            </w:pPr>
-            <w:r>
-              <w:rPr>
-                <w:b w:val="1"/>
-                <w:bCs w:val="1"/>
-                <w:color w:val="5b3a22"/>
-                <w:rtl w:val="0"/>
-              </w:rPr>
-              <w:t xml:space="preserve">{{ pair[0].name }} </w:t>
-            </w:r>
-            <w:r>
-              <w:rPr>
-                <w:color w:val="5b3a22"/>
-                <w:rtl w:val="0"/>
-              </w:rPr>
-              <w:t xml:space="preserve">— </w:t>
-            </w:r>
-            <w:r>
-              <w:rPr>
-                <w:b w:val="1"/>
-                <w:bCs w:val="1"/>
-                <w:color w:val="5b3a22"/>
-                <w:rtl w:val="0"/>
-              </w:rPr>
-              <w:t xml:space="preserve">{{ pair[0].direction }}</w:t>
-            </w:r>
-            <w:r>
-              <w:rPr>
-                <w:rtl w:val="0"/>
-              </w:rPr>
-            </w:r>
-          </w:p>
-          <w:p>
-            <w:pPr>
-              <w:spacing w:after="60" w:lineRule="auto"/>
-              <w:rPr/>
-              <w:jc w:val="left"/>
-            </w:pPr>
-            <w:r>
-              <w:rPr>
-                <w:rtl w:val="0"/>
-              </w:rPr>
-              <w:t xml:space="preserve">{{ pair[0].analysis }}</w:t>
-            </w:r>
-          </w:p>
-        </w:tc>
-      </w:tr>
-      <w:tr>
-        <w:trPr>
-          <w:cantSplit w:val="0"/>
-          <w:tblHeader w:val="0"/>
-        </w:trPr>
-        <w:tc>
-          <w:tcPr>
-            <w:tcBorders>
-              <w:top w:color="000000" w:space="0" w:sz="0" w:val="nil"/>
-              <w:left w:color="000000" w:space="0" w:sz="0" w:val="nil"/>
-              <w:bottom w:color="000000" w:space="0" w:sz="0" w:val="nil"/>
-              <w:right w:color="000000" w:space="0" w:sz="0" w:val="nil"/>
-            </w:tcBorders>
-          </w:tcPr>
-          <w:p>
-            <w:pPr>
-              <w:rPr>
-                <w:color w:val="ffffff"/>
-              </w:rPr>
-              <w:jc w:val="left"/>
-            </w:pPr>
-            <w:r>
-              <w:rPr>
-                <w:color w:val="ffffff"/>
-                <w:rtl w:val="0"/>
-              </w:rPr>
-              <w:t xml:space="preserve">{%tr endfor %}</w:t>
-            </w:r>
-          </w:p>
-        </w:tc>
-      </w:tr>
-    </w:tbl>
-    <w:p>
-      <w:pPr>
-        <w:spacing w:before="200" w:lineRule="auto"/>
-        <w:rPr/>
       </w:pPr>
       <w:r>
         <w:rPr>
@@ -2428,6 +2428,64 @@
         </w:rPr>
       </w:r>
     </w:p>
+    <w:p>
+      <w:pPr>
+        <w:spacing w:after="100" w:before="200"/>
+      </w:pPr>
+      <w:r>
+        <w:rPr>
+          <w:rFonts w:ascii="Arial" w:cs="Arial" w:eastAsia="Arial" w:hAnsi="Arial"/>
+          <w:b w:val="1"/>
+          <w:i w:val="0"/>
+          <w:color w:val="5b3a22"/>
+          <w:sz w:val="26"/>
+          <w:szCs w:val="26"/>
+        </w:rPr>
+        <w:t xml:space="preserve">व्यक्तिगत टिप्पणियाँ</w:t>
+      </w:r>
+    </w:p>
+    <w:tbl>
+      <w:tblPr>
+        <w:tblW w:w="10466" w:type="dxa"/>
+        <w:tblBorders>
+          <w:top w:color="e4d8cb" w:space="0" w:sz="8" w:val="single"/>
+          <w:left w:color="e4d8cb" w:space="0" w:sz="8" w:val="single"/>
+          <w:bottom w:color="e4d8cb" w:space="0" w:sz="8" w:val="single"/>
+          <w:right w:color="e4d8cb" w:space="0" w:sz="8" w:val="single"/>
+        </w:tblBorders>
+      </w:tblPr>
+      <w:tblGrid>
+        <w:gridCol w:w="10466"/>
+      </w:tblGrid>
+      <w:tr>
+        <w:trPr>
+          <w:trHeight w:val="7200" w:hRule="atLeast"/>
+        </w:trPr>
+        <w:tc>
+          <w:tcPr>
+            <w:tcW w:w="10466" w:type="dxa"/>
+            <w:shd w:val="clear" w:fill="FAF8F5"/>
+          </w:tcPr>
+          <w:p>
+            <w:pPr>
+              <w:spacing w:after="100" w:before="200"/>
+            </w:pPr>
+            <w:r>
+              <w:rPr>
+                <w:rFonts w:ascii="Arial" w:cs="Arial" w:eastAsia="Arial" w:hAnsi="Arial"/>
+                <w:b w:val="0"/>
+                <w:i w:val="1"/>
+                <w:color w:val="8a7a6a"/>
+                <w:sz w:val="18"/>
+                <w:szCs w:val="18"/>
+              </w:rPr>
+              <w:t xml:space="preserve">परामर्शदाता / ज्योतिषी के व्यक्तिगत नोट्स के लिए स्थान।</w:t>
+            </w:r>
+          </w:p>
+        </w:tc>
+      </w:tr>
+    </w:tbl>
+    <w:p/>
     <w:p>
       <w:pPr>
         <w:pBdr>
